--- a/video-film-editing/output/04 3.3a Rangka Nota Pembelajaran/3.3a-05 Rangka Nota Pembelajaran C05 ONLINE VISUAL EDITING (IT-072).docx
+++ b/video-film-editing/output/04 3.3a Rangka Nota Pembelajaran/3.3a-05 Rangka Nota Pembelajaran C05 ONLINE VISUAL EDITING (IT-072).docx
@@ -22,7 +22,7 @@
           <w:szCs w:val="24"/>
           <w:lang w:val="pt-BR"/>
         </w:rPr>
-        <w:t>3.3a Rangka Nota Pembelajaran — IT-072-3:2012-C05 Online Visual Editing</w:t>
+        <w:t>RANGKA NOTA PEMBELAJARAN — IT-072-3:2012-C05 Online Visual Editing</w:t>
       </w:r>
     </w:p>
     <w:tbl>
@@ -175,58 +175,780 @@
     </w:tbl>
     <w:p/>
     <w:p>
-      <w:pPr>
-        <w:pStyle w:val="Heading2"/>
-      </w:pPr>
       <w:r>
-        <w:t>WA1: Import Edit-Decision-List (EDL)</w:t>
+        <w:rPr>
+          <w:b/>
+          <w:sz w:val="24"/>
+        </w:rPr>
+        <w:t>Aktiviti Kerja 1: Import Edit-Decision-List (EDL)  (IT-072-3:2012-C05-W01)</w:t>
       </w:r>
     </w:p>
+    <w:p>
+      <w:r>
+        <w:t>Rangka topik (Bab dan sub-topik):</w:t>
+      </w:r>
+    </w:p>
+    <w:tbl>
+      <w:tblPr>
+        <w:tblW w:type="auto" w:w="0"/>
+        <w:tblLook w:firstColumn="1" w:firstRow="1" w:lastColumn="0" w:lastRow="0" w:noHBand="0" w:noVBand="1" w:val="04A0"/>
+      </w:tblPr>
+      <w:tblGrid>
+        <w:gridCol w:w="4513"/>
+        <w:gridCol w:w="4513"/>
+      </w:tblGrid>
+      <w:tr>
+        <w:tc>
+          <w:tcPr>
+            <w:tcW w:type="dxa" w:w="4513"/>
+          </w:tcPr>
+          <w:p>
+            <w:r>
+              <w:rPr>
+                <w:b/>
+              </w:rPr>
+              <w:t>Bab</w:t>
+            </w:r>
+          </w:p>
+        </w:tc>
+        <w:tc>
+          <w:tcPr>
+            <w:tcW w:type="dxa" w:w="4513"/>
+          </w:tcPr>
+          <w:p>
+            <w:r>
+              <w:rPr>
+                <w:b/>
+              </w:rPr>
+              <w:t>Sub-topik</w:t>
+            </w:r>
+          </w:p>
+        </w:tc>
+      </w:tr>
+      <w:tr>
+        <w:tc>
+          <w:tcPr>
+            <w:tcW w:type="dxa" w:w="4513"/>
+          </w:tcPr>
+          <w:p>
+            <w:r>
+              <w:t>Bab 1: Visual resolution i.e.: Negative cutting for online, Digitising HD tape for online, Reconnect AV clips (Tapeless)</w:t>
+            </w:r>
+          </w:p>
+        </w:tc>
+        <w:tc>
+          <w:tcPr>
+            <w:tcW w:type="dxa" w:w="4513"/>
+          </w:tcPr>
+          <w:p>
+            <w:r>
+              <w:t>1. Peringkat online visual editing dan peranan EDL</w:t>
+              <w:br/>
+              <w:t>2. Tiga kaedah mendapatkan visual hi-res</w:t>
+              <w:br/>
+              <w:t>3. Persediaan perisian dan perkakasan</w:t>
+            </w:r>
+          </w:p>
+        </w:tc>
+      </w:tr>
+      <w:tr>
+        <w:tc>
+          <w:tcPr>
+            <w:tcW w:type="dxa" w:w="4513"/>
+          </w:tcPr>
+          <w:p>
+            <w:r>
+              <w:t>Bab 2: Sequence timeline / time code</w:t>
+            </w:r>
+          </w:p>
+        </w:tc>
+        <w:tc>
+          <w:tcPr>
+            <w:tcW w:type="dxa" w:w="4513"/>
+          </w:tcPr>
+          <w:p>
+            <w:r>
+              <w:t>1. Definisi dan format timecode</w:t>
+              <w:br/>
+              <w:t>2. Semakan semasa import EDL</w:t>
+              <w:br/>
+              <w:t>3. Contoh studio: kesan kesilapan timecode</w:t>
+            </w:r>
+          </w:p>
+        </w:tc>
+      </w:tr>
+      <w:tr>
+        <w:tc>
+          <w:tcPr>
+            <w:tcW w:type="dxa" w:w="4513"/>
+          </w:tcPr>
+          <w:p>
+            <w:r>
+              <w:t>Bab 3: Sequence duration</w:t>
+            </w:r>
+          </w:p>
+        </w:tc>
+        <w:tc>
+          <w:tcPr>
+            <w:tcW w:type="dxa" w:w="4513"/>
+          </w:tcPr>
+          <w:p>
+            <w:r>
+              <w:t>1. Pengesahan tempoh keseluruhan</w:t>
+              <w:br/>
+              <w:t>2. Fine trimming</w:t>
+              <w:br/>
+              <w:t>3. Persembahan untuk pengesahan</w:t>
+            </w:r>
+          </w:p>
+        </w:tc>
+      </w:tr>
+    </w:tbl>
     <w:p/>
     <w:p>
-      <w:pPr>
-        <w:pStyle w:val="Heading2"/>
-      </w:pPr>
       <w:r>
-        <w:t>WA2: Apply visual elements to editing sequences</w:t>
+        <w:rPr>
+          <w:b/>
+          <w:sz w:val="24"/>
+        </w:rPr>
+        <w:t>Aktiviti Kerja 2: Apply visual elements to editing sequences  (IT-072-3:2012-C05-W02)</w:t>
       </w:r>
     </w:p>
+    <w:p>
+      <w:r>
+        <w:t>Rangka topik (Bab dan sub-topik):</w:t>
+      </w:r>
+    </w:p>
+    <w:tbl>
+      <w:tblPr>
+        <w:tblW w:type="auto" w:w="0"/>
+        <w:tblLook w:firstColumn="1" w:firstRow="1" w:lastColumn="0" w:lastRow="0" w:noHBand="0" w:noVBand="1" w:val="04A0"/>
+      </w:tblPr>
+      <w:tblGrid>
+        <w:gridCol w:w="4513"/>
+        <w:gridCol w:w="4513"/>
+      </w:tblGrid>
+      <w:tr>
+        <w:tc>
+          <w:tcPr>
+            <w:tcW w:type="dxa" w:w="4513"/>
+          </w:tcPr>
+          <w:p>
+            <w:r>
+              <w:rPr>
+                <w:b/>
+              </w:rPr>
+              <w:t>Bab</w:t>
+            </w:r>
+          </w:p>
+        </w:tc>
+        <w:tc>
+          <w:tcPr>
+            <w:tcW w:type="dxa" w:w="4513"/>
+          </w:tcPr>
+          <w:p>
+            <w:r>
+              <w:rPr>
+                <w:b/>
+              </w:rPr>
+              <w:t>Sub-topik</w:t>
+            </w:r>
+          </w:p>
+        </w:tc>
+      </w:tr>
+      <w:tr>
+        <w:tc>
+          <w:tcPr>
+            <w:tcW w:type="dxa" w:w="4513"/>
+          </w:tcPr>
+          <w:p>
+            <w:r>
+              <w:t>Bab 1: Visual elements i.e.: Motion graphic, Montage, Visual effects, Transition, Supers / title, Sub-title</w:t>
+            </w:r>
+          </w:p>
+        </w:tc>
+        <w:tc>
+          <w:tcPr>
+            <w:tcW w:type="dxa" w:w="4513"/>
+          </w:tcPr>
+          <w:p>
+            <w:r>
+              <w:t>1. Jenis-jenis elemen visual</w:t>
+              <w:br/>
+              <w:t>2. Langkah kerja aplikasi elemen visual</w:t>
+              <w:br/>
+              <w:t>3. Kesilapan biasa</w:t>
+            </w:r>
+          </w:p>
+        </w:tc>
+      </w:tr>
+    </w:tbl>
     <w:p/>
     <w:p>
-      <w:pPr>
-        <w:pStyle w:val="Heading2"/>
-      </w:pPr>
       <w:r>
-        <w:t>WA3: Apply titling to editing sequences</w:t>
+        <w:rPr>
+          <w:b/>
+          <w:sz w:val="24"/>
+        </w:rPr>
+        <w:t>Aktiviti Kerja 3: Apply titling to editing sequences  (IT-072-3:2012-C05-W03)</w:t>
       </w:r>
     </w:p>
+    <w:p>
+      <w:r>
+        <w:t>Rangka topik (Bab dan sub-topik):</w:t>
+      </w:r>
+    </w:p>
+    <w:tbl>
+      <w:tblPr>
+        <w:tblW w:type="auto" w:w="0"/>
+        <w:tblLook w:firstColumn="1" w:firstRow="1" w:lastColumn="0" w:lastRow="0" w:noHBand="0" w:noVBand="1" w:val="04A0"/>
+      </w:tblPr>
+      <w:tblGrid>
+        <w:gridCol w:w="4513"/>
+        <w:gridCol w:w="4513"/>
+      </w:tblGrid>
+      <w:tr>
+        <w:tc>
+          <w:tcPr>
+            <w:tcW w:type="dxa" w:w="4513"/>
+          </w:tcPr>
+          <w:p>
+            <w:r>
+              <w:rPr>
+                <w:b/>
+              </w:rPr>
+              <w:t>Bab</w:t>
+            </w:r>
+          </w:p>
+        </w:tc>
+        <w:tc>
+          <w:tcPr>
+            <w:tcW w:type="dxa" w:w="4513"/>
+          </w:tcPr>
+          <w:p>
+            <w:r>
+              <w:rPr>
+                <w:b/>
+              </w:rPr>
+              <w:t>Sub-topik</w:t>
+            </w:r>
+          </w:p>
+        </w:tc>
+      </w:tr>
+      <w:tr>
+        <w:tc>
+          <w:tcPr>
+            <w:tcW w:type="dxa" w:w="4513"/>
+          </w:tcPr>
+          <w:p>
+            <w:r>
+              <w:t>Bab 1: Editing sequence</w:t>
+            </w:r>
+          </w:p>
+        </w:tc>
+        <w:tc>
+          <w:tcPr>
+            <w:tcW w:type="dxa" w:w="4513"/>
+          </w:tcPr>
+          <w:p>
+            <w:r>
+              <w:t>1. Pratonton dan persediaan sequence</w:t>
+              <w:br/>
+              <w:t>2. Sebab sequence mesti dikunci sebelum titling</w:t>
+              <w:br/>
+              <w:t>3. Contoh studio: penentuan bahasa dan gaya title</w:t>
+            </w:r>
+          </w:p>
+        </w:tc>
+      </w:tr>
+      <w:tr>
+        <w:tc>
+          <w:tcPr>
+            <w:tcW w:type="dxa" w:w="4513"/>
+          </w:tcPr>
+          <w:p>
+            <w:r>
+              <w:t>Bab 2: Titling position i.e.: Safe area, Credit title, Opening sequence, Sub-title, Lower third</w:t>
+            </w:r>
+          </w:p>
+        </w:tc>
+        <w:tc>
+          <w:tcPr>
+            <w:tcW w:type="dxa" w:w="4513"/>
+          </w:tcPr>
+          <w:p>
+            <w:r>
+              <w:t>1. Jenis-jenis kedudukan titling</w:t>
+              <w:br/>
+              <w:t>2. Langkah kerja aplikasi titling</w:t>
+            </w:r>
+          </w:p>
+        </w:tc>
+      </w:tr>
+    </w:tbl>
     <w:p/>
     <w:p>
-      <w:pPr>
-        <w:pStyle w:val="Heading2"/>
-      </w:pPr>
       <w:r>
-        <w:t>WA4: Perform colour correction</w:t>
+        <w:rPr>
+          <w:b/>
+          <w:sz w:val="24"/>
+        </w:rPr>
+        <w:t>Aktiviti Kerja 4: Perform colour correction  (IT-072-3:2012-C05-W04)</w:t>
       </w:r>
     </w:p>
+    <w:p>
+      <w:r>
+        <w:t>Rangka topik (Bab dan sub-topik):</w:t>
+      </w:r>
+    </w:p>
+    <w:tbl>
+      <w:tblPr>
+        <w:tblW w:type="auto" w:w="0"/>
+        <w:tblLook w:firstColumn="1" w:firstRow="1" w:lastColumn="0" w:lastRow="0" w:noHBand="0" w:noVBand="1" w:val="04A0"/>
+      </w:tblPr>
+      <w:tblGrid>
+        <w:gridCol w:w="4513"/>
+        <w:gridCol w:w="4513"/>
+      </w:tblGrid>
+      <w:tr>
+        <w:tc>
+          <w:tcPr>
+            <w:tcW w:type="dxa" w:w="4513"/>
+          </w:tcPr>
+          <w:p>
+            <w:r>
+              <w:rPr>
+                <w:b/>
+              </w:rPr>
+              <w:t>Bab</w:t>
+            </w:r>
+          </w:p>
+        </w:tc>
+        <w:tc>
+          <w:tcPr>
+            <w:tcW w:type="dxa" w:w="4513"/>
+          </w:tcPr>
+          <w:p>
+            <w:r>
+              <w:rPr>
+                <w:b/>
+              </w:rPr>
+              <w:t>Sub-topik</w:t>
+            </w:r>
+          </w:p>
+        </w:tc>
+      </w:tr>
+      <w:tr>
+        <w:tc>
+          <w:tcPr>
+            <w:tcW w:type="dxa" w:w="4513"/>
+          </w:tcPr>
+          <w:p>
+            <w:r>
+              <w:t>Bab 1: Understanding vectorscope and waveform</w:t>
+            </w:r>
+          </w:p>
+        </w:tc>
+        <w:tc>
+          <w:tcPr>
+            <w:tcW w:type="dxa" w:w="4513"/>
+          </w:tcPr>
+          <w:p>
+            <w:r>
+              <w:t>1. Waveform monitor</w:t>
+              <w:br/>
+              <w:t>2. Vectorscope</w:t>
+              <w:br/>
+              <w:t>3. Perbandingan penggunaan kedua-dua scope</w:t>
+            </w:r>
+          </w:p>
+        </w:tc>
+      </w:tr>
+      <w:tr>
+        <w:tc>
+          <w:tcPr>
+            <w:tcW w:type="dxa" w:w="4513"/>
+          </w:tcPr>
+          <w:p>
+            <w:r>
+              <w:t>Bab 2: Visual colour enhancement i.e.: White balance, Brightness and contrast, Chroma colour, Temperature</w:t>
+            </w:r>
+          </w:p>
+        </w:tc>
+        <w:tc>
+          <w:tcPr>
+            <w:tcW w:type="dxa" w:w="4513"/>
+          </w:tcPr>
+          <w:p>
+            <w:r>
+              <w:t>1. Parameter kawalan warna</w:t>
+              <w:br/>
+              <w:t>2. Contoh studio: mood melalui temperature</w:t>
+            </w:r>
+          </w:p>
+        </w:tc>
+      </w:tr>
+      <w:tr>
+        <w:tc>
+          <w:tcPr>
+            <w:tcW w:type="dxa" w:w="4513"/>
+          </w:tcPr>
+          <w:p>
+            <w:r>
+              <w:t>Bab 3: Colour theme / concept</w:t>
+            </w:r>
+          </w:p>
+        </w:tc>
+        <w:tc>
+          <w:tcPr>
+            <w:tcW w:type="dxa" w:w="4513"/>
+          </w:tcPr>
+          <w:p>
+            <w:r>
+              <w:t>1. Colour theme sebagai alat penceritaan</w:t>
+              <w:br/>
+              <w:t>2. Colour matching dan pematuhan spesifikasi</w:t>
+              <w:br/>
+              <w:t>3. Langkah kerja praktikal</w:t>
+            </w:r>
+          </w:p>
+        </w:tc>
+      </w:tr>
+    </w:tbl>
     <w:p/>
     <w:p>
-      <w:pPr>
-        <w:pStyle w:val="Heading2"/>
-      </w:pPr>
       <w:r>
-        <w:t>WA5: Apply balanced audio to editing sequence</w:t>
+        <w:rPr>
+          <w:b/>
+          <w:sz w:val="24"/>
+        </w:rPr>
+        <w:t>Aktiviti Kerja 5: Apply balanced audio to editing sequence  (IT-072-3:2012-C05-W05)</w:t>
       </w:r>
     </w:p>
+    <w:p>
+      <w:r>
+        <w:t>Rangka topik (Bab dan sub-topik):</w:t>
+      </w:r>
+    </w:p>
+    <w:tbl>
+      <w:tblPr>
+        <w:tblW w:type="auto" w:w="0"/>
+        <w:tblLook w:firstColumn="1" w:firstRow="1" w:lastColumn="0" w:lastRow="0" w:noHBand="0" w:noVBand="1" w:val="04A0"/>
+      </w:tblPr>
+      <w:tblGrid>
+        <w:gridCol w:w="4513"/>
+        <w:gridCol w:w="4513"/>
+      </w:tblGrid>
+      <w:tr>
+        <w:tc>
+          <w:tcPr>
+            <w:tcW w:type="dxa" w:w="4513"/>
+          </w:tcPr>
+          <w:p>
+            <w:r>
+              <w:rPr>
+                <w:b/>
+              </w:rPr>
+              <w:t>Bab</w:t>
+            </w:r>
+          </w:p>
+        </w:tc>
+        <w:tc>
+          <w:tcPr>
+            <w:tcW w:type="dxa" w:w="4513"/>
+          </w:tcPr>
+          <w:p>
+            <w:r>
+              <w:rPr>
+                <w:b/>
+              </w:rPr>
+              <w:t>Sub-topik</w:t>
+            </w:r>
+          </w:p>
+        </w:tc>
+      </w:tr>
+      <w:tr>
+        <w:tc>
+          <w:tcPr>
+            <w:tcW w:type="dxa" w:w="4513"/>
+          </w:tcPr>
+          <w:p>
+            <w:r>
+              <w:t>Bab 1: Type of audio i.e.: Music, Sound effect, Foley effect, Voice Over, Dialogue</w:t>
+            </w:r>
+          </w:p>
+        </w:tc>
+        <w:tc>
+          <w:tcPr>
+            <w:tcW w:type="dxa" w:w="4513"/>
+          </w:tcPr>
+          <w:p>
+            <w:r>
+              <w:t>1. Jenis-jenis trek audio</w:t>
+              <w:br/>
+              <w:t>2. Semakan sebelum import</w:t>
+            </w:r>
+          </w:p>
+        </w:tc>
+      </w:tr>
+      <w:tr>
+        <w:tc>
+          <w:tcPr>
+            <w:tcW w:type="dxa" w:w="4513"/>
+          </w:tcPr>
+          <w:p>
+            <w:r>
+              <w:t>Bab 2: Audio format i.e.: Uncompressed (AIFF, WAV, PCM); Lossless compression (Flec, ATRAC, MPEG 4, WMA Lossless); Lossy compression (MPEG 3, AAC, WMA Lossy)</w:t>
+            </w:r>
+          </w:p>
+        </w:tc>
+        <w:tc>
+          <w:tcPr>
+            <w:tcW w:type="dxa" w:w="4513"/>
+          </w:tcPr>
+          <w:p>
+            <w:r>
+              <w:t>1. Kategori format audio</w:t>
+              <w:br/>
+              <w:t>2. Pemilihan format untuk sequence online</w:t>
+              <w:br/>
+              <w:t>3. Langkah kerja praktikal</w:t>
+            </w:r>
+          </w:p>
+        </w:tc>
+      </w:tr>
+    </w:tbl>
     <w:p/>
     <w:p>
-      <w:pPr>
-        <w:pStyle w:val="Heading2"/>
-      </w:pPr>
       <w:r>
-        <w:t>WA6: Perform final online submission</w:t>
+        <w:rPr>
+          <w:b/>
+          <w:sz w:val="24"/>
+        </w:rPr>
+        <w:t>Aktiviti Kerja 6: Perform final online submission  (IT-072-3:2012-C05-W06)</w:t>
       </w:r>
     </w:p>
+    <w:p>
+      <w:r>
+        <w:t>Rangka topik (Bab dan sub-topik):</w:t>
+      </w:r>
+    </w:p>
+    <w:tbl>
+      <w:tblPr>
+        <w:tblW w:type="auto" w:w="0"/>
+        <w:tblLook w:firstColumn="1" w:firstRow="1" w:lastColumn="0" w:lastRow="0" w:noHBand="0" w:noVBand="1" w:val="04A0"/>
+      </w:tblPr>
+      <w:tblGrid>
+        <w:gridCol w:w="4513"/>
+        <w:gridCol w:w="4513"/>
+      </w:tblGrid>
+      <w:tr>
+        <w:tc>
+          <w:tcPr>
+            <w:tcW w:type="dxa" w:w="4513"/>
+          </w:tcPr>
+          <w:p>
+            <w:r>
+              <w:rPr>
+                <w:b/>
+              </w:rPr>
+              <w:t>Bab</w:t>
+            </w:r>
+          </w:p>
+        </w:tc>
+        <w:tc>
+          <w:tcPr>
+            <w:tcW w:type="dxa" w:w="4513"/>
+          </w:tcPr>
+          <w:p>
+            <w:r>
+              <w:rPr>
+                <w:b/>
+              </w:rPr>
+              <w:t>Sub-topik</w:t>
+            </w:r>
+          </w:p>
+        </w:tc>
+      </w:tr>
+      <w:tr>
+        <w:tc>
+          <w:tcPr>
+            <w:tcW w:type="dxa" w:w="4513"/>
+          </w:tcPr>
+          <w:p>
+            <w:r>
+              <w:t>Bab 1: "Double head"</w:t>
+            </w:r>
+          </w:p>
+        </w:tc>
+        <w:tc>
+          <w:tcPr>
+            <w:tcW w:type="dxa" w:w="4513"/>
+          </w:tcPr>
+          <w:p>
+            <w:r>
+              <w:t>1. Definisi dan kegunaan</w:t>
+            </w:r>
+          </w:p>
+        </w:tc>
+      </w:tr>
+      <w:tr>
+        <w:tc>
+          <w:tcPr>
+            <w:tcW w:type="dxa" w:w="4513"/>
+          </w:tcPr>
+          <w:p>
+            <w:r>
+              <w:t>Bab 2: Broadcast equipment i.e.: Digital Beta, HD Cam</w:t>
+            </w:r>
+          </w:p>
+        </w:tc>
+        <w:tc>
+          <w:tcPr>
+            <w:tcW w:type="dxa" w:w="4513"/>
+          </w:tcPr>
+          <w:p>
+            <w:r>
+              <w:t>1. Format tape profesional</w:t>
+            </w:r>
+          </w:p>
+        </w:tc>
+      </w:tr>
+      <w:tr>
+        <w:tc>
+          <w:tcPr>
+            <w:tcW w:type="dxa" w:w="4513"/>
+          </w:tcPr>
+          <w:p>
+            <w:r>
+              <w:t>Bab 3: Film projector</w:t>
+            </w:r>
+          </w:p>
+        </w:tc>
+        <w:tc>
+          <w:tcPr>
+            <w:tcW w:type="dxa" w:w="4513"/>
+          </w:tcPr>
+          <w:p>
+            <w:r>
+              <w:t>1. Format penayangan pawagam</w:t>
+            </w:r>
+          </w:p>
+        </w:tc>
+      </w:tr>
+      <w:tr>
+        <w:tc>
+          <w:tcPr>
+            <w:tcW w:type="dxa" w:w="4513"/>
+          </w:tcPr>
+          <w:p>
+            <w:r>
+              <w:t>Bab 4: Media player</w:t>
+            </w:r>
+          </w:p>
+        </w:tc>
+        <w:tc>
+          <w:tcPr>
+            <w:tcW w:type="dxa" w:w="4513"/>
+          </w:tcPr>
+          <w:p>
+            <w:r>
+              <w:t>1. Fungsi media player</w:t>
+            </w:r>
+          </w:p>
+        </w:tc>
+      </w:tr>
+      <w:tr>
+        <w:tc>
+          <w:tcPr>
+            <w:tcW w:type="dxa" w:w="4513"/>
+          </w:tcPr>
+          <w:p>
+            <w:r>
+              <w:t>Bab 5: Blu-ray</w:t>
+            </w:r>
+          </w:p>
+        </w:tc>
+        <w:tc>
+          <w:tcPr>
+            <w:tcW w:type="dxa" w:w="4513"/>
+          </w:tcPr>
+          <w:p>
+            <w:r>
+              <w:t>1. Kegunaan Blu-ray</w:t>
+            </w:r>
+          </w:p>
+        </w:tc>
+      </w:tr>
+      <w:tr>
+        <w:tc>
+          <w:tcPr>
+            <w:tcW w:type="dxa" w:w="4513"/>
+          </w:tcPr>
+          <w:p>
+            <w:r>
+              <w:t>Bab 6: Type of final material i.e.: Tape, Data (SD / HD), Film</w:t>
+            </w:r>
+          </w:p>
+        </w:tc>
+        <w:tc>
+          <w:tcPr>
+            <w:tcW w:type="dxa" w:w="4513"/>
+          </w:tcPr>
+          <w:p>
+            <w:r>
+              <w:t>1. Jenis-jenis bahan akhir</w:t>
+            </w:r>
+          </w:p>
+        </w:tc>
+      </w:tr>
+      <w:tr>
+        <w:tc>
+          <w:tcPr>
+            <w:tcW w:type="dxa" w:w="4513"/>
+          </w:tcPr>
+          <w:p>
+            <w:r>
+              <w:t>Bab 7: Type of supporting material i.e.: Script, Storyboard, Log book</w:t>
+            </w:r>
+          </w:p>
+        </w:tc>
+        <w:tc>
+          <w:tcPr>
+            <w:tcW w:type="dxa" w:w="4513"/>
+          </w:tcPr>
+          <w:p>
+            <w:r>
+              <w:t>1. Bahan sokongan</w:t>
+            </w:r>
+          </w:p>
+        </w:tc>
+      </w:tr>
+      <w:tr>
+        <w:tc>
+          <w:tcPr>
+            <w:tcW w:type="dxa" w:w="4513"/>
+          </w:tcPr>
+          <w:p>
+            <w:r>
+              <w:t>Bab 8: Editing suite log book</w:t>
+            </w:r>
+          </w:p>
+        </w:tc>
+        <w:tc>
+          <w:tcPr>
+            <w:tcW w:type="dxa" w:w="4513"/>
+          </w:tcPr>
+          <w:p>
+            <w:r>
+              <w:t>1. Fungsi log book</w:t>
+              <w:br/>
+              <w:t>2. Langkah kerja praktikal keseluruhan</w:t>
+            </w:r>
+          </w:p>
+        </w:tc>
+      </w:tr>
+    </w:tbl>
     <w:p/>
     <w:sectPr>
       <w:pgSz w:w="11906" w:h="16838"/>
@@ -234,1134 +956,6 @@
       <w:cols w:space="720"/>
       <w:docGrid w:linePitch="360"/>
     </w:sectPr>
-    <w:tbl>
-      <w:tblPr>
-        <w:tblW w:w="5000" w:type="pct"/>
-        <w:tblBorders>
-          <w:top w:val="single" w:sz="4" w:space="0" w:color="auto"/>
-          <w:left w:val="single" w:sz="4" w:space="0" w:color="auto"/>
-          <w:bottom w:val="single" w:sz="4" w:space="0" w:color="auto"/>
-          <w:right w:val="single" w:sz="4" w:space="0" w:color="auto"/>
-          <w:insideH w:val="single" w:sz="4" w:space="0" w:color="auto"/>
-          <w:insideV w:val="single" w:sz="4" w:space="0" w:color="auto"/>
-        </w:tblBorders>
-        <w:tblCellMar>
-          <w:left w:w="10" w:type="dxa"/>
-          <w:right w:w="10" w:type="dxa"/>
-        </w:tblCellMar>
-        <w:tblLook w:val="0000" w:firstRow="0" w:lastRow="0" w:firstColumn="0" w:lastColumn="0" w:noHBand="0" w:noVBand="0"/>
-      </w:tblPr>
-      <w:tblGrid>
-        <w:gridCol w:w="9016"/>
-      </w:tblGrid>
-      <w:tr>
-        <w:tc>
-          <w:tcPr>
-            <w:tcW w:w="0" w:type="auto"/>
-            <w:shd w:val="clear" w:color="auto" w:fill="F2F2F2"/>
-            <w:tcMar>
-              <w:top w:w="150" w:type="dxa"/>
-              <w:left w:w="150" w:type="dxa"/>
-              <w:bottom w:w="150" w:type="dxa"/>
-              <w:right w:w="150" w:type="dxa"/>
-            </w:tcMar>
-          </w:tcPr>
-          <w:p>
-            <w:pPr>
-              <w:spacing w:line="360" w:lineRule="auto"/>
-              <w:rPr>
-                <w:rFonts w:ascii="Arial" w:hAnsi="Arial" w:cs="Arial"/>
-                <w:sz w:val="24"/>
-                <w:szCs w:val="24"/>
-              </w:rPr>
-            </w:pPr>
-            <w:r/>
-            <w:r>
-              <w:rPr>
-                <w:b/>
-                <w:sz w:val="21"/>
-              </w:rPr>
-              <w:t>PROMPT CHATGPT/AI</w:t>
-            </w:r>
-          </w:p>
-          <w:p>
-            <w:pPr/>
-            <w:r>
-              <w:rPr>
-                <w:b w:val="0"/>
-                <w:sz w:val="21"/>
-              </w:rPr>
-              <w:t>Syarikat saya [TBD: nama syarikat].</w:t>
-            </w:r>
-          </w:p>
-          <w:p>
-            <w:pPr/>
-            <w:r>
-              <w:rPr>
-                <w:b w:val="0"/>
-                <w:sz w:val="21"/>
-              </w:rPr>
-              <w:t>Syarikat akan menawarkan program IT-072-3:2012 VIDEO / FILM (EDITING) TAHAP 3 kepada pekerja kami yang berkerja sebagai Editor.</w:t>
-            </w:r>
-          </w:p>
-          <w:p>
-            <w:pPr/>
-            <w:r>
-              <w:rPr>
-                <w:b w:val="0"/>
-                <w:sz w:val="21"/>
-              </w:rPr>
-              <w:t>Module: C05 Online Visual Editing</w:t>
-            </w:r>
-          </w:p>
-          <w:p>
-            <w:pPr/>
-            <w:r>
-              <w:rPr>
-                <w:b w:val="0"/>
-                <w:sz w:val="21"/>
-              </w:rPr>
-              <w:t>Work Activity: WA1: Import Edit-Decision-List (EDL)</w:t>
-            </w:r>
-          </w:p>
-          <w:p>
-            <w:pPr/>
-            <w:r>
-              <w:rPr>
-                <w:b w:val="0"/>
-                <w:sz w:val="21"/>
-              </w:rPr>
-              <w:t>Senarai topik nota yang berkenaan dengan work activity:</w:t>
-            </w:r>
-          </w:p>
-          <w:p>
-            <w:pPr/>
-            <w:r>
-              <w:rPr>
-                <w:b w:val="0"/>
-                <w:sz w:val="21"/>
-              </w:rPr>
-              <w:t>1 Bab 1: Visual resolution i.e.: Negative cutting for online, Digitising HD tape for online, Reconnect AV clips (Tapeless)</w:t>
-            </w:r>
-          </w:p>
-          <w:p>
-            <w:pPr/>
-            <w:r>
-              <w:rPr>
-                <w:b w:val="0"/>
-                <w:sz w:val="21"/>
-              </w:rPr>
-              <w:t>- Negative cutting untuk online</w:t>
-            </w:r>
-          </w:p>
-          <w:p>
-            <w:pPr/>
-            <w:r>
-              <w:rPr>
-                <w:b w:val="0"/>
-                <w:sz w:val="21"/>
-              </w:rPr>
-              <w:t>- Digitising HD tape untuk online</w:t>
-            </w:r>
-          </w:p>
-          <w:p>
-            <w:pPr/>
-            <w:r>
-              <w:rPr>
-                <w:b w:val="0"/>
-                <w:sz w:val="21"/>
-              </w:rPr>
-              <w:t>- Reconnect AV clips (tapeless workflow)</w:t>
-            </w:r>
-          </w:p>
-          <w:p>
-            <w:pPr/>
-            <w:r>
-              <w:rPr>
-                <w:b w:val="0"/>
-                <w:sz w:val="21"/>
-              </w:rPr>
-              <w:t>2 Bab 2: Sequence timeline / time code</w:t>
-            </w:r>
-          </w:p>
-          <w:p>
-            <w:pPr/>
-            <w:r>
-              <w:rPr>
-                <w:b w:val="0"/>
-                <w:sz w:val="21"/>
-              </w:rPr>
-              <w:t>- Format timecode (SMPTE)</w:t>
-            </w:r>
-          </w:p>
-          <w:p>
-            <w:pPr/>
-            <w:r>
-              <w:rPr>
-                <w:b w:val="0"/>
-                <w:sz w:val="21"/>
-              </w:rPr>
-              <w:t>- Menyemak timeline sequence semasa import EDL</w:t>
-            </w:r>
-          </w:p>
-          <w:p>
-            <w:pPr/>
-            <w:r>
-              <w:rPr>
-                <w:b w:val="0"/>
-                <w:sz w:val="21"/>
-              </w:rPr>
-              <w:t>3 Bab 3: Sequence duration</w:t>
-            </w:r>
-          </w:p>
-          <w:p>
-            <w:pPr/>
-            <w:r>
-              <w:rPr>
-                <w:b w:val="0"/>
-                <w:sz w:val="21"/>
-              </w:rPr>
-              <w:t>- Mengesahkan tempoh akhir sequence</w:t>
-            </w:r>
-          </w:p>
-          <w:p>
-            <w:pPr/>
-            <w:r>
-              <w:rPr>
-                <w:b w:val="0"/>
-                <w:sz w:val="21"/>
-              </w:rPr>
-              <w:t>- Punca percanggahan tempoh offline vs online</w:t>
-            </w:r>
-          </w:p>
-        </w:tc>
-      </w:tr>
-    </w:tbl>
-    <w:tbl>
-      <w:tblPr>
-        <w:tblW w:w="5000" w:type="pct"/>
-        <w:tblBorders>
-          <w:top w:val="single" w:sz="4" w:space="0" w:color="auto"/>
-          <w:left w:val="single" w:sz="4" w:space="0" w:color="auto"/>
-          <w:bottom w:val="single" w:sz="4" w:space="0" w:color="auto"/>
-          <w:right w:val="single" w:sz="4" w:space="0" w:color="auto"/>
-          <w:insideH w:val="single" w:sz="4" w:space="0" w:color="auto"/>
-          <w:insideV w:val="single" w:sz="4" w:space="0" w:color="auto"/>
-        </w:tblBorders>
-        <w:tblCellMar>
-          <w:left w:w="10" w:type="dxa"/>
-          <w:right w:w="10" w:type="dxa"/>
-        </w:tblCellMar>
-        <w:tblLook w:val="0000" w:firstRow="0" w:lastRow="0" w:firstColumn="0" w:lastColumn="0" w:noHBand="0" w:noVBand="0"/>
-      </w:tblPr>
-      <w:tblGrid>
-        <w:gridCol w:w="9016"/>
-      </w:tblGrid>
-      <w:tr>
-        <w:tc>
-          <w:tcPr>
-            <w:tcW w:w="0" w:type="auto"/>
-            <w:shd w:val="clear" w:color="auto" w:fill="F2F2F2"/>
-            <w:tcMar>
-              <w:top w:w="150" w:type="dxa"/>
-              <w:left w:w="150" w:type="dxa"/>
-              <w:bottom w:w="150" w:type="dxa"/>
-              <w:right w:w="150" w:type="dxa"/>
-            </w:tcMar>
-          </w:tcPr>
-          <w:p>
-            <w:pPr>
-              <w:spacing w:line="360" w:lineRule="auto"/>
-              <w:rPr>
-                <w:rFonts w:ascii="Arial" w:hAnsi="Arial" w:cs="Arial"/>
-                <w:sz w:val="24"/>
-                <w:szCs w:val="24"/>
-              </w:rPr>
-            </w:pPr>
-            <w:r/>
-            <w:r>
-              <w:rPr>
-                <w:b/>
-                <w:sz w:val="21"/>
-              </w:rPr>
-              <w:t>PROMPT CHATGPT/AI</w:t>
-            </w:r>
-          </w:p>
-          <w:p>
-            <w:pPr/>
-            <w:r>
-              <w:rPr>
-                <w:b w:val="0"/>
-                <w:sz w:val="21"/>
-              </w:rPr>
-              <w:t>Syarikat saya [TBD: nama syarikat].</w:t>
-            </w:r>
-          </w:p>
-          <w:p>
-            <w:pPr/>
-            <w:r>
-              <w:rPr>
-                <w:b w:val="0"/>
-                <w:sz w:val="21"/>
-              </w:rPr>
-              <w:t>Syarikat akan menawarkan program IT-072-3:2012 VIDEO / FILM (EDITING) TAHAP 3 kepada pekerja kami yang berkerja sebagai Editor.</w:t>
-            </w:r>
-          </w:p>
-          <w:p>
-            <w:pPr/>
-            <w:r>
-              <w:rPr>
-                <w:b w:val="0"/>
-                <w:sz w:val="21"/>
-              </w:rPr>
-              <w:t>Module: C05 Online Visual Editing</w:t>
-            </w:r>
-          </w:p>
-          <w:p>
-            <w:pPr/>
-            <w:r>
-              <w:rPr>
-                <w:b w:val="0"/>
-                <w:sz w:val="21"/>
-              </w:rPr>
-              <w:t>Work Activity: WA2: Apply visual elements to editing sequences</w:t>
-            </w:r>
-          </w:p>
-          <w:p>
-            <w:pPr/>
-            <w:r>
-              <w:rPr>
-                <w:b w:val="0"/>
-                <w:sz w:val="21"/>
-              </w:rPr>
-              <w:t>Senarai topik nota yang berkenaan dengan work activity:</w:t>
-            </w:r>
-          </w:p>
-          <w:p>
-            <w:pPr/>
-            <w:r>
-              <w:rPr>
-                <w:b w:val="0"/>
-                <w:sz w:val="21"/>
-              </w:rPr>
-              <w:t>1 Bab 1: Visual elements i.e.: Motion graphic, Montage, Visual effects, Transition, Supers / title, Sub-title</w:t>
-            </w:r>
-          </w:p>
-          <w:p>
-            <w:pPr/>
-            <w:r>
-              <w:rPr>
-                <w:b w:val="0"/>
-                <w:sz w:val="21"/>
-              </w:rPr>
-              <w:t>- Motion graphic</w:t>
-            </w:r>
-          </w:p>
-          <w:p>
-            <w:pPr/>
-            <w:r>
-              <w:rPr>
-                <w:b w:val="0"/>
-                <w:sz w:val="21"/>
-              </w:rPr>
-              <w:t>- Montage</w:t>
-            </w:r>
-          </w:p>
-          <w:p>
-            <w:pPr/>
-            <w:r>
-              <w:rPr>
-                <w:b w:val="0"/>
-                <w:sz w:val="21"/>
-              </w:rPr>
-              <w:t>- Visual effects</w:t>
-            </w:r>
-          </w:p>
-          <w:p>
-            <w:pPr/>
-            <w:r>
-              <w:rPr>
-                <w:b w:val="0"/>
-                <w:sz w:val="21"/>
-              </w:rPr>
-              <w:t>- Transition</w:t>
-            </w:r>
-          </w:p>
-          <w:p>
-            <w:pPr/>
-            <w:r>
-              <w:rPr>
-                <w:b w:val="0"/>
-                <w:sz w:val="21"/>
-              </w:rPr>
-              <w:t>- Supers / title dan sub-title</w:t>
-            </w:r>
-          </w:p>
-        </w:tc>
-      </w:tr>
-    </w:tbl>
-    <w:tbl>
-      <w:tblPr>
-        <w:tblW w:w="5000" w:type="pct"/>
-        <w:tblBorders>
-          <w:top w:val="single" w:sz="4" w:space="0" w:color="auto"/>
-          <w:left w:val="single" w:sz="4" w:space="0" w:color="auto"/>
-          <w:bottom w:val="single" w:sz="4" w:space="0" w:color="auto"/>
-          <w:right w:val="single" w:sz="4" w:space="0" w:color="auto"/>
-          <w:insideH w:val="single" w:sz="4" w:space="0" w:color="auto"/>
-          <w:insideV w:val="single" w:sz="4" w:space="0" w:color="auto"/>
-        </w:tblBorders>
-        <w:tblCellMar>
-          <w:left w:w="10" w:type="dxa"/>
-          <w:right w:w="10" w:type="dxa"/>
-        </w:tblCellMar>
-        <w:tblLook w:val="0000" w:firstRow="0" w:lastRow="0" w:firstColumn="0" w:lastColumn="0" w:noHBand="0" w:noVBand="0"/>
-      </w:tblPr>
-      <w:tblGrid>
-        <w:gridCol w:w="9016"/>
-      </w:tblGrid>
-      <w:tr>
-        <w:tc>
-          <w:tcPr>
-            <w:tcW w:w="0" w:type="auto"/>
-            <w:shd w:val="clear" w:color="auto" w:fill="F2F2F2"/>
-            <w:tcMar>
-              <w:top w:w="150" w:type="dxa"/>
-              <w:left w:w="150" w:type="dxa"/>
-              <w:bottom w:w="150" w:type="dxa"/>
-              <w:right w:w="150" w:type="dxa"/>
-            </w:tcMar>
-          </w:tcPr>
-          <w:p>
-            <w:pPr>
-              <w:spacing w:line="360" w:lineRule="auto"/>
-              <w:rPr>
-                <w:rFonts w:ascii="Arial" w:hAnsi="Arial" w:cs="Arial"/>
-                <w:sz w:val="24"/>
-                <w:szCs w:val="24"/>
-              </w:rPr>
-            </w:pPr>
-            <w:r/>
-            <w:r>
-              <w:rPr>
-                <w:b/>
-                <w:sz w:val="21"/>
-              </w:rPr>
-              <w:t>PROMPT CHATGPT/AI</w:t>
-            </w:r>
-          </w:p>
-          <w:p>
-            <w:pPr/>
-            <w:r>
-              <w:rPr>
-                <w:b w:val="0"/>
-                <w:sz w:val="21"/>
-              </w:rPr>
-              <w:t>Syarikat saya [TBD: nama syarikat].</w:t>
-            </w:r>
-          </w:p>
-          <w:p>
-            <w:pPr/>
-            <w:r>
-              <w:rPr>
-                <w:b w:val="0"/>
-                <w:sz w:val="21"/>
-              </w:rPr>
-              <w:t>Syarikat akan menawarkan program IT-072-3:2012 VIDEO / FILM (EDITING) TAHAP 3 kepada pekerja kami yang berkerja sebagai Editor.</w:t>
-            </w:r>
-          </w:p>
-          <w:p>
-            <w:pPr/>
-            <w:r>
-              <w:rPr>
-                <w:b w:val="0"/>
-                <w:sz w:val="21"/>
-              </w:rPr>
-              <w:t>Module: C05 Online Visual Editing</w:t>
-            </w:r>
-          </w:p>
-          <w:p>
-            <w:pPr/>
-            <w:r>
-              <w:rPr>
-                <w:b w:val="0"/>
-                <w:sz w:val="21"/>
-              </w:rPr>
-              <w:t>Work Activity: WA3: Apply titling to editing sequences</w:t>
-            </w:r>
-          </w:p>
-          <w:p>
-            <w:pPr/>
-            <w:r>
-              <w:rPr>
-                <w:b w:val="0"/>
-                <w:sz w:val="21"/>
-              </w:rPr>
-              <w:t>Senarai topik nota yang berkenaan dengan work activity:</w:t>
-            </w:r>
-          </w:p>
-          <w:p>
-            <w:pPr/>
-            <w:r>
-              <w:rPr>
-                <w:b w:val="0"/>
-                <w:sz w:val="21"/>
-              </w:rPr>
-              <w:t>1 Bab 1: Editing sequence</w:t>
-            </w:r>
-          </w:p>
-          <w:p>
-            <w:pPr/>
-            <w:r>
-              <w:rPr>
-                <w:b w:val="0"/>
-                <w:sz w:val="21"/>
-              </w:rPr>
-              <w:t>- Menyemak sequence sebelum titling</w:t>
-            </w:r>
-          </w:p>
-          <w:p>
-            <w:pPr/>
-            <w:r>
-              <w:rPr>
-                <w:b w:val="0"/>
-                <w:sz w:val="21"/>
-              </w:rPr>
-              <w:t>- Menentukan lokasi masuk/keluar title dalam sequence</w:t>
-            </w:r>
-          </w:p>
-          <w:p>
-            <w:pPr/>
-            <w:r>
-              <w:rPr>
-                <w:b w:val="0"/>
-                <w:sz w:val="21"/>
-              </w:rPr>
-              <w:t>2 Bab 2: Titling position i.e.: Safe area, Credit title, Opening sequence, Sub-title, Lower third</w:t>
-            </w:r>
-          </w:p>
-          <w:p>
-            <w:pPr/>
-            <w:r>
-              <w:rPr>
-                <w:b w:val="0"/>
-                <w:sz w:val="21"/>
-              </w:rPr>
-              <w:t>- Safe area (title-safe / action-safe)</w:t>
-            </w:r>
-          </w:p>
-          <w:p>
-            <w:pPr/>
-            <w:r>
-              <w:rPr>
-                <w:b w:val="0"/>
-                <w:sz w:val="21"/>
-              </w:rPr>
-              <w:t>- Credit title dan opening sequence</w:t>
-            </w:r>
-          </w:p>
-          <w:p>
-            <w:pPr/>
-            <w:r>
-              <w:rPr>
-                <w:b w:val="0"/>
-                <w:sz w:val="21"/>
-              </w:rPr>
-              <w:t>- Sub-title</w:t>
-            </w:r>
-          </w:p>
-          <w:p>
-            <w:pPr/>
-            <w:r>
-              <w:rPr>
-                <w:b w:val="0"/>
-                <w:sz w:val="21"/>
-              </w:rPr>
-              <w:t>- Lower third</w:t>
-            </w:r>
-          </w:p>
-        </w:tc>
-      </w:tr>
-    </w:tbl>
-    <w:tbl>
-      <w:tblPr>
-        <w:tblW w:w="5000" w:type="pct"/>
-        <w:tblBorders>
-          <w:top w:val="single" w:sz="4" w:space="0" w:color="auto"/>
-          <w:left w:val="single" w:sz="4" w:space="0" w:color="auto"/>
-          <w:bottom w:val="single" w:sz="4" w:space="0" w:color="auto"/>
-          <w:right w:val="single" w:sz="4" w:space="0" w:color="auto"/>
-          <w:insideH w:val="single" w:sz="4" w:space="0" w:color="auto"/>
-          <w:insideV w:val="single" w:sz="4" w:space="0" w:color="auto"/>
-        </w:tblBorders>
-        <w:tblCellMar>
-          <w:left w:w="10" w:type="dxa"/>
-          <w:right w:w="10" w:type="dxa"/>
-        </w:tblCellMar>
-        <w:tblLook w:val="0000" w:firstRow="0" w:lastRow="0" w:firstColumn="0" w:lastColumn="0" w:noHBand="0" w:noVBand="0"/>
-      </w:tblPr>
-      <w:tblGrid>
-        <w:gridCol w:w="9016"/>
-      </w:tblGrid>
-      <w:tr>
-        <w:tc>
-          <w:tcPr>
-            <w:tcW w:w="0" w:type="auto"/>
-            <w:shd w:val="clear" w:color="auto" w:fill="F2F2F2"/>
-            <w:tcMar>
-              <w:top w:w="150" w:type="dxa"/>
-              <w:left w:w="150" w:type="dxa"/>
-              <w:bottom w:w="150" w:type="dxa"/>
-              <w:right w:w="150" w:type="dxa"/>
-            </w:tcMar>
-          </w:tcPr>
-          <w:p>
-            <w:pPr>
-              <w:spacing w:line="360" w:lineRule="auto"/>
-              <w:rPr>
-                <w:rFonts w:ascii="Arial" w:hAnsi="Arial" w:cs="Arial"/>
-                <w:sz w:val="24"/>
-                <w:szCs w:val="24"/>
-              </w:rPr>
-            </w:pPr>
-            <w:r/>
-            <w:r>
-              <w:rPr>
-                <w:b/>
-                <w:sz w:val="21"/>
-              </w:rPr>
-              <w:t>PROMPT CHATGPT/AI</w:t>
-            </w:r>
-          </w:p>
-          <w:p>
-            <w:pPr/>
-            <w:r>
-              <w:rPr>
-                <w:b w:val="0"/>
-                <w:sz w:val="21"/>
-              </w:rPr>
-              <w:t>Syarikat saya [TBD: nama syarikat].</w:t>
-            </w:r>
-          </w:p>
-          <w:p>
-            <w:pPr/>
-            <w:r>
-              <w:rPr>
-                <w:b w:val="0"/>
-                <w:sz w:val="21"/>
-              </w:rPr>
-              <w:t>Syarikat akan menawarkan program IT-072-3:2012 VIDEO / FILM (EDITING) TAHAP 3 kepada pekerja kami yang berkerja sebagai Editor.</w:t>
-            </w:r>
-          </w:p>
-          <w:p>
-            <w:pPr/>
-            <w:r>
-              <w:rPr>
-                <w:b w:val="0"/>
-                <w:sz w:val="21"/>
-              </w:rPr>
-              <w:t>Module: C05 Online Visual Editing</w:t>
-            </w:r>
-          </w:p>
-          <w:p>
-            <w:pPr/>
-            <w:r>
-              <w:rPr>
-                <w:b w:val="0"/>
-                <w:sz w:val="21"/>
-              </w:rPr>
-              <w:t>Work Activity: WA4: Perform colour correction</w:t>
-            </w:r>
-          </w:p>
-          <w:p>
-            <w:pPr/>
-            <w:r>
-              <w:rPr>
-                <w:b w:val="0"/>
-                <w:sz w:val="21"/>
-              </w:rPr>
-              <w:t>Senarai topik nota yang berkenaan dengan work activity:</w:t>
-            </w:r>
-          </w:p>
-          <w:p>
-            <w:pPr/>
-            <w:r>
-              <w:rPr>
-                <w:b w:val="0"/>
-                <w:sz w:val="21"/>
-              </w:rPr>
-              <w:t>1 Bab 1: Understanding vectorscope and waveform</w:t>
-            </w:r>
-          </w:p>
-          <w:p>
-            <w:pPr/>
-            <w:r>
-              <w:rPr>
-                <w:b w:val="0"/>
-                <w:sz w:val="21"/>
-              </w:rPr>
-              <w:t>- Fungsi waveform monitor</w:t>
-            </w:r>
-          </w:p>
-          <w:p>
-            <w:pPr/>
-            <w:r>
-              <w:rPr>
-                <w:b w:val="0"/>
-                <w:sz w:val="21"/>
-              </w:rPr>
-              <w:t>- Fungsi vectorscope</w:t>
-            </w:r>
-          </w:p>
-          <w:p>
-            <w:pPr/>
-            <w:r>
-              <w:rPr>
-                <w:b w:val="0"/>
-                <w:sz w:val="21"/>
-              </w:rPr>
-              <w:t>2 Bab 2: Visual colour enhancement i.e.: White balance, Brightness and contrast, Chroma colour, Temperature</w:t>
-            </w:r>
-          </w:p>
-          <w:p>
-            <w:pPr/>
-            <w:r>
-              <w:rPr>
-                <w:b w:val="0"/>
-                <w:sz w:val="21"/>
-              </w:rPr>
-              <w:t>- White balance</w:t>
-            </w:r>
-          </w:p>
-          <w:p>
-            <w:pPr/>
-            <w:r>
-              <w:rPr>
-                <w:b w:val="0"/>
-                <w:sz w:val="21"/>
-              </w:rPr>
-              <w:t>- Brightness and contrast</w:t>
-            </w:r>
-          </w:p>
-          <w:p>
-            <w:pPr/>
-            <w:r>
-              <w:rPr>
-                <w:b w:val="0"/>
-                <w:sz w:val="21"/>
-              </w:rPr>
-              <w:t>- Chroma colour</w:t>
-            </w:r>
-          </w:p>
-          <w:p>
-            <w:pPr/>
-            <w:r>
-              <w:rPr>
-                <w:b w:val="0"/>
-                <w:sz w:val="21"/>
-              </w:rPr>
-              <w:t>- Colour temperature</w:t>
-            </w:r>
-          </w:p>
-          <w:p>
-            <w:pPr/>
-            <w:r>
-              <w:rPr>
-                <w:b w:val="0"/>
-                <w:sz w:val="21"/>
-              </w:rPr>
-              <w:t>3 Bab 3: Colour theme / concept</w:t>
-            </w:r>
-          </w:p>
-          <w:p>
-            <w:pPr/>
-            <w:r>
-              <w:rPr>
-                <w:b w:val="0"/>
-                <w:sz w:val="21"/>
-              </w:rPr>
-              <w:t>- Mood dan tema warna projek</w:t>
-            </w:r>
-          </w:p>
-          <w:p>
-            <w:pPr/>
-            <w:r>
-              <w:rPr>
-                <w:b w:val="0"/>
-                <w:sz w:val="21"/>
-              </w:rPr>
-              <w:t>- Pematuhan spesifikasi broadcast/cinema</w:t>
-            </w:r>
-          </w:p>
-        </w:tc>
-      </w:tr>
-    </w:tbl>
-    <w:tbl>
-      <w:tblPr>
-        <w:tblW w:w="5000" w:type="pct"/>
-        <w:tblBorders>
-          <w:top w:val="single" w:sz="4" w:space="0" w:color="auto"/>
-          <w:left w:val="single" w:sz="4" w:space="0" w:color="auto"/>
-          <w:bottom w:val="single" w:sz="4" w:space="0" w:color="auto"/>
-          <w:right w:val="single" w:sz="4" w:space="0" w:color="auto"/>
-          <w:insideH w:val="single" w:sz="4" w:space="0" w:color="auto"/>
-          <w:insideV w:val="single" w:sz="4" w:space="0" w:color="auto"/>
-        </w:tblBorders>
-        <w:tblCellMar>
-          <w:left w:w="10" w:type="dxa"/>
-          <w:right w:w="10" w:type="dxa"/>
-        </w:tblCellMar>
-        <w:tblLook w:val="0000" w:firstRow="0" w:lastRow="0" w:firstColumn="0" w:lastColumn="0" w:noHBand="0" w:noVBand="0"/>
-      </w:tblPr>
-      <w:tblGrid>
-        <w:gridCol w:w="9016"/>
-      </w:tblGrid>
-      <w:tr>
-        <w:tc>
-          <w:tcPr>
-            <w:tcW w:w="0" w:type="auto"/>
-            <w:shd w:val="clear" w:color="auto" w:fill="F2F2F2"/>
-            <w:tcMar>
-              <w:top w:w="150" w:type="dxa"/>
-              <w:left w:w="150" w:type="dxa"/>
-              <w:bottom w:w="150" w:type="dxa"/>
-              <w:right w:w="150" w:type="dxa"/>
-            </w:tcMar>
-          </w:tcPr>
-          <w:p>
-            <w:pPr>
-              <w:spacing w:line="360" w:lineRule="auto"/>
-              <w:rPr>
-                <w:rFonts w:ascii="Arial" w:hAnsi="Arial" w:cs="Arial"/>
-                <w:sz w:val="24"/>
-                <w:szCs w:val="24"/>
-              </w:rPr>
-            </w:pPr>
-            <w:r/>
-            <w:r>
-              <w:rPr>
-                <w:b/>
-                <w:sz w:val="21"/>
-              </w:rPr>
-              <w:t>PROMPT CHATGPT/AI</w:t>
-            </w:r>
-          </w:p>
-          <w:p>
-            <w:pPr/>
-            <w:r>
-              <w:rPr>
-                <w:b w:val="0"/>
-                <w:sz w:val="21"/>
-              </w:rPr>
-              <w:t>Syarikat saya [TBD: nama syarikat].</w:t>
-            </w:r>
-          </w:p>
-          <w:p>
-            <w:pPr/>
-            <w:r>
-              <w:rPr>
-                <w:b w:val="0"/>
-                <w:sz w:val="21"/>
-              </w:rPr>
-              <w:t>Syarikat akan menawarkan program IT-072-3:2012 VIDEO / FILM (EDITING) TAHAP 3 kepada pekerja kami yang berkerja sebagai Editor.</w:t>
-            </w:r>
-          </w:p>
-          <w:p>
-            <w:pPr/>
-            <w:r>
-              <w:rPr>
-                <w:b w:val="0"/>
-                <w:sz w:val="21"/>
-              </w:rPr>
-              <w:t>Module: C05 Online Visual Editing</w:t>
-            </w:r>
-          </w:p>
-          <w:p>
-            <w:pPr/>
-            <w:r>
-              <w:rPr>
-                <w:b w:val="0"/>
-                <w:sz w:val="21"/>
-              </w:rPr>
-              <w:t>Work Activity: WA5: Apply balanced audio to editing sequence</w:t>
-            </w:r>
-          </w:p>
-          <w:p>
-            <w:pPr/>
-            <w:r>
-              <w:rPr>
-                <w:b w:val="0"/>
-                <w:sz w:val="21"/>
-              </w:rPr>
-              <w:t>Senarai topik nota yang berkenaan dengan work activity:</w:t>
-            </w:r>
-          </w:p>
-          <w:p>
-            <w:pPr/>
-            <w:r>
-              <w:rPr>
-                <w:b w:val="0"/>
-                <w:sz w:val="21"/>
-              </w:rPr>
-              <w:t>1 Bab 1: Type of audio i.e.: Music, Sound effect, Foley effect, Voice Over, Dialogue</w:t>
-            </w:r>
-          </w:p>
-          <w:p>
-            <w:pPr/>
-            <w:r>
-              <w:rPr>
-                <w:b w:val="0"/>
-                <w:sz w:val="21"/>
-              </w:rPr>
-              <w:t>- Music</w:t>
-            </w:r>
-          </w:p>
-          <w:p>
-            <w:pPr/>
-            <w:r>
-              <w:rPr>
-                <w:b w:val="0"/>
-                <w:sz w:val="21"/>
-              </w:rPr>
-              <w:t>- Sound effect dan Foley effect</w:t>
-            </w:r>
-          </w:p>
-          <w:p>
-            <w:pPr/>
-            <w:r>
-              <w:rPr>
-                <w:b w:val="0"/>
-                <w:sz w:val="21"/>
-              </w:rPr>
-              <w:t>- Voice Over dan Dialogue</w:t>
-            </w:r>
-          </w:p>
-          <w:p>
-            <w:pPr/>
-            <w:r>
-              <w:rPr>
-                <w:b w:val="0"/>
-                <w:sz w:val="21"/>
-              </w:rPr>
-              <w:t>2 Bab 2: Audio format i.e.: Uncompressed (AIFF, WAV, PCM); Lossless compression (Flec, ATRAC, MPEG 4, WMA Lossless); Lossy compression (MPEG 3, AAC, WMA Lossy)</w:t>
-            </w:r>
-          </w:p>
-          <w:p>
-            <w:pPr/>
-            <w:r>
-              <w:rPr>
-                <w:b w:val="0"/>
-                <w:sz w:val="21"/>
-              </w:rPr>
-              <w:t>- Uncompressed audio</w:t>
-            </w:r>
-          </w:p>
-          <w:p>
-            <w:pPr/>
-            <w:r>
-              <w:rPr>
-                <w:b w:val="0"/>
-                <w:sz w:val="21"/>
-              </w:rPr>
-              <w:t>- Lossless compression</w:t>
-            </w:r>
-          </w:p>
-          <w:p>
-            <w:pPr/>
-            <w:r>
-              <w:rPr>
-                <w:b w:val="0"/>
-                <w:sz w:val="21"/>
-              </w:rPr>
-              <w:t>- Lossy compression</w:t>
-            </w:r>
-          </w:p>
-        </w:tc>
-      </w:tr>
-    </w:tbl>
-    <w:tbl>
-      <w:tblPr>
-        <w:tblW w:w="5000" w:type="pct"/>
-        <w:tblBorders>
-          <w:top w:val="single" w:sz="4" w:space="0" w:color="auto"/>
-          <w:left w:val="single" w:sz="4" w:space="0" w:color="auto"/>
-          <w:bottom w:val="single" w:sz="4" w:space="0" w:color="auto"/>
-          <w:right w:val="single" w:sz="4" w:space="0" w:color="auto"/>
-          <w:insideH w:val="single" w:sz="4" w:space="0" w:color="auto"/>
-          <w:insideV w:val="single" w:sz="4" w:space="0" w:color="auto"/>
-        </w:tblBorders>
-        <w:tblCellMar>
-          <w:left w:w="10" w:type="dxa"/>
-          <w:right w:w="10" w:type="dxa"/>
-        </w:tblCellMar>
-        <w:tblLook w:val="0000" w:firstRow="0" w:lastRow="0" w:firstColumn="0" w:lastColumn="0" w:noHBand="0" w:noVBand="0"/>
-      </w:tblPr>
-      <w:tblGrid>
-        <w:gridCol w:w="9016"/>
-      </w:tblGrid>
-      <w:tr>
-        <w:tc>
-          <w:tcPr>
-            <w:tcW w:w="0" w:type="auto"/>
-            <w:shd w:val="clear" w:color="auto" w:fill="F2F2F2"/>
-            <w:tcMar>
-              <w:top w:w="150" w:type="dxa"/>
-              <w:left w:w="150" w:type="dxa"/>
-              <w:bottom w:w="150" w:type="dxa"/>
-              <w:right w:w="150" w:type="dxa"/>
-            </w:tcMar>
-          </w:tcPr>
-          <w:p>
-            <w:pPr>
-              <w:spacing w:line="360" w:lineRule="auto"/>
-              <w:rPr>
-                <w:rFonts w:ascii="Arial" w:hAnsi="Arial" w:cs="Arial"/>
-                <w:sz w:val="24"/>
-                <w:szCs w:val="24"/>
-              </w:rPr>
-            </w:pPr>
-            <w:r/>
-            <w:r>
-              <w:rPr>
-                <w:b/>
-                <w:sz w:val="21"/>
-              </w:rPr>
-              <w:t>PROMPT CHATGPT/AI</w:t>
-            </w:r>
-          </w:p>
-          <w:p>
-            <w:pPr/>
-            <w:r>
-              <w:rPr>
-                <w:b w:val="0"/>
-                <w:sz w:val="21"/>
-              </w:rPr>
-              <w:t>Syarikat saya [TBD: nama syarikat].</w:t>
-            </w:r>
-          </w:p>
-          <w:p>
-            <w:pPr/>
-            <w:r>
-              <w:rPr>
-                <w:b w:val="0"/>
-                <w:sz w:val="21"/>
-              </w:rPr>
-              <w:t>Syarikat akan menawarkan program IT-072-3:2012 VIDEO / FILM (EDITING) TAHAP 3 kepada pekerja kami yang berkerja sebagai Editor.</w:t>
-            </w:r>
-          </w:p>
-          <w:p>
-            <w:pPr/>
-            <w:r>
-              <w:rPr>
-                <w:b w:val="0"/>
-                <w:sz w:val="21"/>
-              </w:rPr>
-              <w:t>Module: C05 Online Visual Editing</w:t>
-            </w:r>
-          </w:p>
-          <w:p>
-            <w:pPr/>
-            <w:r>
-              <w:rPr>
-                <w:b w:val="0"/>
-                <w:sz w:val="21"/>
-              </w:rPr>
-              <w:t>Work Activity: WA6: Perform final online submission</w:t>
-            </w:r>
-          </w:p>
-          <w:p>
-            <w:pPr/>
-            <w:r>
-              <w:rPr>
-                <w:b w:val="0"/>
-                <w:sz w:val="21"/>
-              </w:rPr>
-              <w:t>Senarai topik nota yang berkenaan dengan work activity:</w:t>
-            </w:r>
-          </w:p>
-          <w:p>
-            <w:pPr/>
-            <w:r>
-              <w:rPr>
-                <w:b w:val="0"/>
-                <w:sz w:val="21"/>
-              </w:rPr>
-              <w:t>1 Bab 1: "Double head"</w:t>
-            </w:r>
-          </w:p>
-          <w:p>
-            <w:pPr/>
-            <w:r>
-              <w:rPr>
-                <w:b w:val="0"/>
-                <w:sz w:val="21"/>
-              </w:rPr>
-              <w:t>2 Bab 2: Broadcast equipment i.e.: Digital Beta, HD Cam</w:t>
-            </w:r>
-          </w:p>
-          <w:p>
-            <w:pPr/>
-            <w:r>
-              <w:rPr>
-                <w:b w:val="0"/>
-                <w:sz w:val="21"/>
-              </w:rPr>
-              <w:t>3 Bab 3: Film projector</w:t>
-            </w:r>
-          </w:p>
-          <w:p>
-            <w:pPr/>
-            <w:r>
-              <w:rPr>
-                <w:b w:val="0"/>
-                <w:sz w:val="21"/>
-              </w:rPr>
-              <w:t>4 Bab 4: Media player</w:t>
-            </w:r>
-          </w:p>
-          <w:p>
-            <w:pPr/>
-            <w:r>
-              <w:rPr>
-                <w:b w:val="0"/>
-                <w:sz w:val="21"/>
-              </w:rPr>
-              <w:t>5 Bab 5: Blu-ray</w:t>
-            </w:r>
-          </w:p>
-          <w:p>
-            <w:pPr/>
-            <w:r>
-              <w:rPr>
-                <w:b w:val="0"/>
-                <w:sz w:val="21"/>
-              </w:rPr>
-              <w:t>6 Bab 6: Type of final material i.e.: Tape, Data (SD / HD), Film</w:t>
-            </w:r>
-          </w:p>
-          <w:p>
-            <w:pPr/>
-            <w:r>
-              <w:rPr>
-                <w:b w:val="0"/>
-                <w:sz w:val="21"/>
-              </w:rPr>
-              <w:t>7 Bab 7: Type of supporting material i.e.: Script, Storyboard, Log book</w:t>
-            </w:r>
-          </w:p>
-          <w:p>
-            <w:pPr/>
-            <w:r>
-              <w:rPr>
-                <w:b w:val="0"/>
-                <w:sz w:val="21"/>
-              </w:rPr>
-              <w:t>8 Bab 8: Editing suite log book</w:t>
-            </w:r>
-          </w:p>
-        </w:tc>
-      </w:tr>
-    </w:tbl>
   </w:body>
 </w:document>
 </file>

--- a/video-film-editing/output/04 3.3a Rangka Nota Pembelajaran/3.3a-05 Rangka Nota Pembelajaran C05 ONLINE VISUAL EDITING (IT-072).docx
+++ b/video-film-editing/output/04 3.3a Rangka Nota Pembelajaran/3.3a-05 Rangka Nota Pembelajaran C05 ONLINE VISUAL EDITING (IT-072).docx
@@ -5,7 +5,8 @@
     <w:p>
       <w:pPr>
         <w:pStyle w:val="Title"/>
-        <w:spacing w:line="360" w:lineRule="auto"/>
+        <w:spacing w:line="276" w:lineRule="auto" w:after="120"/>
+        <w:jc w:val="left"/>
         <w:rPr>
           <w:rFonts w:ascii="Arial" w:hAnsi="Arial" w:cs="Arial"/>
           <w:sz w:val="24"/>
@@ -18,7 +19,8 @@
           <w:rFonts w:ascii="Arial" w:hAnsi="Arial" w:cs="Arial"/>
           <w:b/>
           <w:bCs/>
-          <w:sz w:val="24"/>
+          <w:color w:val="000000"/>
+          <w:sz w:val="22"/>
           <w:szCs w:val="24"/>
           <w:lang w:val="pt-BR"/>
         </w:rPr>
@@ -28,6 +30,7 @@
     <w:tbl>
       <w:tblPr>
         <w:tblW w:type="auto" w:w="0"/>
+        <w:tblLayout w:type="autofit"/>
         <w:tblLook w:firstColumn="1" w:firstRow="1" w:lastColumn="0" w:lastRow="0" w:noHBand="0" w:noVBand="1" w:val="04A0"/>
         <w:tblBorders>
           <w:top w:val="single" w:sz="4" w:space="0" w:color="000000"/>
@@ -46,15 +49,36 @@
         <w:gridCol w:w="1805"/>
       </w:tblGrid>
       <w:tr>
+        <w:trPr>
+          <w:tblHeader w:val="true"/>
+          <w:cantSplit w:val="true"/>
+        </w:trPr>
         <w:tc>
           <w:tcPr>
             <w:tcW w:type="dxa" w:w="1805"/>
-          </w:tcPr>
-          <w:p>
-            <w:r/>
-            <w:r>
-              <w:rPr>
+            <w:tcMar>
+              <w:top w:w="57" w:type="dxa"/>
+              <w:left w:w="57" w:type="dxa"/>
+              <w:bottom w:w="57" w:type="dxa"/>
+              <w:right w:w="57" w:type="dxa"/>
+            </w:tcMar>
+            <w:shd w:val="clear" w:color="auto" w:fill="D9D9D9"/>
+          </w:tcPr>
+          <w:p>
+            <w:r>
+              <w:rPr>
+                <w:rFonts w:ascii="Arial" w:hAnsi="Arial" w:cs="Arial"/>
                 <w:b/>
+                <w:color w:val="000000"/>
+                <w:sz w:val="20"/>
+              </w:rPr>
+            </w:r>
+            <w:r>
+              <w:rPr>
+                <w:rFonts w:ascii="Arial" w:hAnsi="Arial" w:cs="Arial"/>
+                <w:b/>
+                <w:color w:val="000000"/>
+                <w:sz w:val="20"/>
               </w:rPr>
               <w:t>Kod Program</w:t>
             </w:r>
@@ -63,12 +87,29 @@
         <w:tc>
           <w:tcPr>
             <w:tcW w:type="dxa" w:w="1805"/>
-          </w:tcPr>
-          <w:p>
-            <w:r/>
-            <w:r>
-              <w:rPr>
+            <w:tcMar>
+              <w:top w:w="57" w:type="dxa"/>
+              <w:left w:w="57" w:type="dxa"/>
+              <w:bottom w:w="57" w:type="dxa"/>
+              <w:right w:w="57" w:type="dxa"/>
+            </w:tcMar>
+            <w:shd w:val="clear" w:color="auto" w:fill="D9D9D9"/>
+          </w:tcPr>
+          <w:p>
+            <w:r>
+              <w:rPr>
+                <w:rFonts w:ascii="Arial" w:hAnsi="Arial" w:cs="Arial"/>
                 <w:b/>
+                <w:color w:val="000000"/>
+                <w:sz w:val="20"/>
+              </w:rPr>
+            </w:r>
+            <w:r>
+              <w:rPr>
+                <w:rFonts w:ascii="Arial" w:hAnsi="Arial" w:cs="Arial"/>
+                <w:b/>
+                <w:color w:val="000000"/>
+                <w:sz w:val="20"/>
               </w:rPr>
               <w:t>Tahap</w:t>
             </w:r>
@@ -77,12 +118,29 @@
         <w:tc>
           <w:tcPr>
             <w:tcW w:type="dxa" w:w="1805"/>
-          </w:tcPr>
-          <w:p>
-            <w:r/>
-            <w:r>
-              <w:rPr>
+            <w:tcMar>
+              <w:top w:w="57" w:type="dxa"/>
+              <w:left w:w="57" w:type="dxa"/>
+              <w:bottom w:w="57" w:type="dxa"/>
+              <w:right w:w="57" w:type="dxa"/>
+            </w:tcMar>
+            <w:shd w:val="clear" w:color="auto" w:fill="D9D9D9"/>
+          </w:tcPr>
+          <w:p>
+            <w:r>
+              <w:rPr>
+                <w:rFonts w:ascii="Arial" w:hAnsi="Arial" w:cs="Arial"/>
                 <w:b/>
+                <w:color w:val="000000"/>
+                <w:sz w:val="20"/>
+              </w:rPr>
+            </w:r>
+            <w:r>
+              <w:rPr>
+                <w:rFonts w:ascii="Arial" w:hAnsi="Arial" w:cs="Arial"/>
+                <w:b/>
+                <w:color w:val="000000"/>
+                <w:sz w:val="20"/>
               </w:rPr>
               <w:t>Kod/Nama CU</w:t>
             </w:r>
@@ -91,12 +149,29 @@
         <w:tc>
           <w:tcPr>
             <w:tcW w:type="dxa" w:w="1805"/>
-          </w:tcPr>
-          <w:p>
-            <w:r/>
-            <w:r>
-              <w:rPr>
+            <w:tcMar>
+              <w:top w:w="57" w:type="dxa"/>
+              <w:left w:w="57" w:type="dxa"/>
+              <w:bottom w:w="57" w:type="dxa"/>
+              <w:right w:w="57" w:type="dxa"/>
+            </w:tcMar>
+            <w:shd w:val="clear" w:color="auto" w:fill="D9D9D9"/>
+          </w:tcPr>
+          <w:p>
+            <w:r>
+              <w:rPr>
+                <w:rFonts w:ascii="Arial" w:hAnsi="Arial" w:cs="Arial"/>
                 <w:b/>
+                <w:color w:val="000000"/>
+                <w:sz w:val="20"/>
+              </w:rPr>
+            </w:r>
+            <w:r>
+              <w:rPr>
+                <w:rFonts w:ascii="Arial" w:hAnsi="Arial" w:cs="Arial"/>
+                <w:b/>
+                <w:color w:val="000000"/>
+                <w:sz w:val="20"/>
               </w:rPr>
               <w:t>Bil. WA</w:t>
             </w:r>
@@ -105,12 +180,29 @@
         <w:tc>
           <w:tcPr>
             <w:tcW w:type="dxa" w:w="1805"/>
-          </w:tcPr>
-          <w:p>
-            <w:r/>
-            <w:r>
-              <w:rPr>
+            <w:tcMar>
+              <w:top w:w="57" w:type="dxa"/>
+              <w:left w:w="57" w:type="dxa"/>
+              <w:bottom w:w="57" w:type="dxa"/>
+              <w:right w:w="57" w:type="dxa"/>
+            </w:tcMar>
+            <w:shd w:val="clear" w:color="auto" w:fill="D9D9D9"/>
+          </w:tcPr>
+          <w:p>
+            <w:r>
+              <w:rPr>
+                <w:rFonts w:ascii="Arial" w:hAnsi="Arial" w:cs="Arial"/>
                 <w:b/>
+                <w:color w:val="000000"/>
+                <w:sz w:val="20"/>
+              </w:rPr>
+            </w:r>
+            <w:r>
+              <w:rPr>
+                <w:rFonts w:ascii="Arial" w:hAnsi="Arial" w:cs="Arial"/>
+                <w:b/>
+                <w:color w:val="000000"/>
+                <w:sz w:val="20"/>
               </w:rPr>
               <w:t>Tarikh</w:t>
             </w:r>
@@ -118,13 +210,33 @@
         </w:tc>
       </w:tr>
       <w:tr>
+        <w:trPr>
+          <w:cantSplit w:val="true"/>
+        </w:trPr>
         <w:tc>
           <w:tcPr>
             <w:tcW w:type="dxa" w:w="1805"/>
-          </w:tcPr>
-          <w:p>
-            <w:r/>
-            <w:r>
+            <w:tcMar>
+              <w:top w:w="57" w:type="dxa"/>
+              <w:left w:w="57" w:type="dxa"/>
+              <w:bottom w:w="57" w:type="dxa"/>
+              <w:right w:w="57" w:type="dxa"/>
+            </w:tcMar>
+          </w:tcPr>
+          <w:p>
+            <w:r>
+              <w:rPr>
+                <w:rFonts w:ascii="Arial" w:hAnsi="Arial" w:cs="Arial"/>
+                <w:color w:val="000000"/>
+                <w:sz w:val="20"/>
+              </w:rPr>
+            </w:r>
+            <w:r>
+              <w:rPr>
+                <w:rFonts w:ascii="Arial" w:hAnsi="Arial" w:cs="Arial"/>
+                <w:color w:val="000000"/>
+                <w:sz w:val="20"/>
+              </w:rPr>
               <w:t>IT-072-3:2012</w:t>
             </w:r>
           </w:p>
@@ -132,10 +244,27 @@
         <w:tc>
           <w:tcPr>
             <w:tcW w:type="dxa" w:w="1805"/>
-          </w:tcPr>
-          <w:p>
-            <w:r/>
-            <w:r>
+            <w:tcMar>
+              <w:top w:w="57" w:type="dxa"/>
+              <w:left w:w="57" w:type="dxa"/>
+              <w:bottom w:w="57" w:type="dxa"/>
+              <w:right w:w="57" w:type="dxa"/>
+            </w:tcMar>
+          </w:tcPr>
+          <w:p>
+            <w:r>
+              <w:rPr>
+                <w:rFonts w:ascii="Arial" w:hAnsi="Arial" w:cs="Arial"/>
+                <w:color w:val="000000"/>
+                <w:sz w:val="20"/>
+              </w:rPr>
+            </w:r>
+            <w:r>
+              <w:rPr>
+                <w:rFonts w:ascii="Arial" w:hAnsi="Arial" w:cs="Arial"/>
+                <w:color w:val="000000"/>
+                <w:sz w:val="20"/>
+              </w:rPr>
               <w:t>3</w:t>
             </w:r>
           </w:p>
@@ -143,10 +272,27 @@
         <w:tc>
           <w:tcPr>
             <w:tcW w:type="dxa" w:w="1805"/>
-          </w:tcPr>
-          <w:p>
-            <w:r/>
-            <w:r>
+            <w:tcMar>
+              <w:top w:w="57" w:type="dxa"/>
+              <w:left w:w="57" w:type="dxa"/>
+              <w:bottom w:w="57" w:type="dxa"/>
+              <w:right w:w="57" w:type="dxa"/>
+            </w:tcMar>
+          </w:tcPr>
+          <w:p>
+            <w:r>
+              <w:rPr>
+                <w:rFonts w:ascii="Arial" w:hAnsi="Arial" w:cs="Arial"/>
+                <w:color w:val="000000"/>
+                <w:sz w:val="20"/>
+              </w:rPr>
+            </w:r>
+            <w:r>
+              <w:rPr>
+                <w:rFonts w:ascii="Arial" w:hAnsi="Arial" w:cs="Arial"/>
+                <w:color w:val="000000"/>
+                <w:sz w:val="20"/>
+              </w:rPr>
               <w:t>C05 — Online Visual Editing</w:t>
             </w:r>
           </w:p>
@@ -154,10 +300,27 @@
         <w:tc>
           <w:tcPr>
             <w:tcW w:type="dxa" w:w="1805"/>
-          </w:tcPr>
-          <w:p>
-            <w:r/>
-            <w:r>
+            <w:tcMar>
+              <w:top w:w="57" w:type="dxa"/>
+              <w:left w:w="57" w:type="dxa"/>
+              <w:bottom w:w="57" w:type="dxa"/>
+              <w:right w:w="57" w:type="dxa"/>
+            </w:tcMar>
+          </w:tcPr>
+          <w:p>
+            <w:r>
+              <w:rPr>
+                <w:rFonts w:ascii="Arial" w:hAnsi="Arial" w:cs="Arial"/>
+                <w:color w:val="000000"/>
+                <w:sz w:val="20"/>
+              </w:rPr>
+            </w:r>
+            <w:r>
+              <w:rPr>
+                <w:rFonts w:ascii="Arial" w:hAnsi="Arial" w:cs="Arial"/>
+                <w:color w:val="000000"/>
+                <w:sz w:val="20"/>
+              </w:rPr>
               <w:t>6</w:t>
             </w:r>
           </w:p>
@@ -165,32 +328,66 @@
         <w:tc>
           <w:tcPr>
             <w:tcW w:type="dxa" w:w="1805"/>
-          </w:tcPr>
-          <w:p>
-            <w:r/>
-            <w:r/>
+            <w:tcMar>
+              <w:top w:w="57" w:type="dxa"/>
+              <w:left w:w="57" w:type="dxa"/>
+              <w:bottom w:w="57" w:type="dxa"/>
+              <w:right w:w="57" w:type="dxa"/>
+            </w:tcMar>
+          </w:tcPr>
+          <w:p>
+            <w:r>
+              <w:rPr>
+                <w:rFonts w:ascii="Arial" w:hAnsi="Arial" w:cs="Arial"/>
+                <w:color w:val="000000"/>
+                <w:sz w:val="20"/>
+              </w:rPr>
+            </w:r>
+            <w:r>
+              <w:rPr>
+                <w:rFonts w:ascii="Arial" w:hAnsi="Arial" w:cs="Arial"/>
+                <w:color w:val="000000"/>
+                <w:sz w:val="20"/>
+              </w:rPr>
+            </w:r>
           </w:p>
         </w:tc>
       </w:tr>
     </w:tbl>
     <w:p/>
     <w:p>
+      <w:pPr>
+        <w:spacing w:before="120" w:after="120" w:line="276" w:lineRule="auto"/>
+        <w:jc w:val="left"/>
+      </w:pPr>
       <w:r>
         <w:rPr>
+          <w:rFonts w:ascii="Arial" w:hAnsi="Arial" w:cs="Arial"/>
           <w:b/>
-          <w:sz w:val="24"/>
+          <w:color w:val="000000"/>
+          <w:sz w:val="22"/>
         </w:rPr>
         <w:t>Aktiviti Kerja 1: Import Edit-Decision-List (EDL)  (IT-072-3:2012-C05-W01)</w:t>
       </w:r>
     </w:p>
     <w:p>
+      <w:pPr>
+        <w:spacing w:line="276" w:lineRule="auto" w:after="120"/>
+        <w:jc w:val="left"/>
+      </w:pPr>
       <w:r>
+        <w:rPr>
+          <w:rFonts w:ascii="Arial" w:hAnsi="Arial" w:cs="Arial"/>
+          <w:color w:val="000000"/>
+          <w:sz w:val="22"/>
+        </w:rPr>
         <w:t>Rangka topik (Bab dan sub-topik):</w:t>
       </w:r>
     </w:p>
     <w:tbl>
       <w:tblPr>
         <w:tblW w:type="auto" w:w="0"/>
+        <w:tblLayout w:type="autofit"/>
         <w:tblLook w:firstColumn="1" w:firstRow="1" w:lastColumn="0" w:lastRow="0" w:noHBand="0" w:noVBand="1" w:val="04A0"/>
       </w:tblPr>
       <w:tblGrid>
@@ -198,14 +395,28 @@
         <w:gridCol w:w="4513"/>
       </w:tblGrid>
       <w:tr>
-        <w:tc>
-          <w:tcPr>
-            <w:tcW w:type="dxa" w:w="4513"/>
-          </w:tcPr>
-          <w:p>
-            <w:r>
-              <w:rPr>
+        <w:trPr>
+          <w:tblHeader w:val="true"/>
+          <w:cantSplit w:val="true"/>
+        </w:trPr>
+        <w:tc>
+          <w:tcPr>
+            <w:tcW w:type="dxa" w:w="4513"/>
+            <w:tcMar>
+              <w:top w:w="57" w:type="dxa"/>
+              <w:left w:w="57" w:type="dxa"/>
+              <w:bottom w:w="57" w:type="dxa"/>
+              <w:right w:w="57" w:type="dxa"/>
+            </w:tcMar>
+            <w:shd w:val="clear" w:color="auto" w:fill="D9D9D9"/>
+          </w:tcPr>
+          <w:p>
+            <w:r>
+              <w:rPr>
+                <w:rFonts w:ascii="Arial" w:hAnsi="Arial" w:cs="Arial"/>
                 <w:b/>
+                <w:color w:val="000000"/>
+                <w:sz w:val="20"/>
               </w:rPr>
               <w:t>Bab</w:t>
             </w:r>
@@ -214,11 +425,21 @@
         <w:tc>
           <w:tcPr>
             <w:tcW w:type="dxa" w:w="4513"/>
-          </w:tcPr>
-          <w:p>
-            <w:r>
-              <w:rPr>
+            <w:tcMar>
+              <w:top w:w="57" w:type="dxa"/>
+              <w:left w:w="57" w:type="dxa"/>
+              <w:bottom w:w="57" w:type="dxa"/>
+              <w:right w:w="57" w:type="dxa"/>
+            </w:tcMar>
+            <w:shd w:val="clear" w:color="auto" w:fill="D9D9D9"/>
+          </w:tcPr>
+          <w:p>
+            <w:r>
+              <w:rPr>
+                <w:rFonts w:ascii="Arial" w:hAnsi="Arial" w:cs="Arial"/>
                 <w:b/>
+                <w:color w:val="000000"/>
+                <w:sz w:val="20"/>
               </w:rPr>
               <w:t>Sub-topik</w:t>
             </w:r>
@@ -226,12 +447,26 @@
         </w:tc>
       </w:tr>
       <w:tr>
-        <w:tc>
-          <w:tcPr>
-            <w:tcW w:type="dxa" w:w="4513"/>
-          </w:tcPr>
-          <w:p>
-            <w:r>
+        <w:trPr>
+          <w:cantSplit w:val="true"/>
+        </w:trPr>
+        <w:tc>
+          <w:tcPr>
+            <w:tcW w:type="dxa" w:w="4513"/>
+            <w:tcMar>
+              <w:top w:w="57" w:type="dxa"/>
+              <w:left w:w="57" w:type="dxa"/>
+              <w:bottom w:w="57" w:type="dxa"/>
+              <w:right w:w="57" w:type="dxa"/>
+            </w:tcMar>
+          </w:tcPr>
+          <w:p>
+            <w:r>
+              <w:rPr>
+                <w:rFonts w:ascii="Arial" w:hAnsi="Arial" w:cs="Arial"/>
+                <w:color w:val="000000"/>
+                <w:sz w:val="20"/>
+              </w:rPr>
               <w:t>Bab 1: Visual resolution i.e.: Negative cutting for online, Digitising HD tape for online, Reconnect AV clips (Tapeless)</w:t>
             </w:r>
           </w:p>
@@ -239,9 +474,20 @@
         <w:tc>
           <w:tcPr>
             <w:tcW w:type="dxa" w:w="4513"/>
-          </w:tcPr>
-          <w:p>
-            <w:r>
+            <w:tcMar>
+              <w:top w:w="57" w:type="dxa"/>
+              <w:left w:w="57" w:type="dxa"/>
+              <w:bottom w:w="57" w:type="dxa"/>
+              <w:right w:w="57" w:type="dxa"/>
+            </w:tcMar>
+          </w:tcPr>
+          <w:p>
+            <w:r>
+              <w:rPr>
+                <w:rFonts w:ascii="Arial" w:hAnsi="Arial" w:cs="Arial"/>
+                <w:color w:val="000000"/>
+                <w:sz w:val="20"/>
+              </w:rPr>
               <w:t>1. Peringkat online visual editing dan peranan EDL</w:t>
               <w:br/>
               <w:t>2. Tiga kaedah mendapatkan visual hi-res</w:t>
@@ -252,12 +498,26 @@
         </w:tc>
       </w:tr>
       <w:tr>
-        <w:tc>
-          <w:tcPr>
-            <w:tcW w:type="dxa" w:w="4513"/>
-          </w:tcPr>
-          <w:p>
-            <w:r>
+        <w:trPr>
+          <w:cantSplit w:val="true"/>
+        </w:trPr>
+        <w:tc>
+          <w:tcPr>
+            <w:tcW w:type="dxa" w:w="4513"/>
+            <w:tcMar>
+              <w:top w:w="57" w:type="dxa"/>
+              <w:left w:w="57" w:type="dxa"/>
+              <w:bottom w:w="57" w:type="dxa"/>
+              <w:right w:w="57" w:type="dxa"/>
+            </w:tcMar>
+          </w:tcPr>
+          <w:p>
+            <w:r>
+              <w:rPr>
+                <w:rFonts w:ascii="Arial" w:hAnsi="Arial" w:cs="Arial"/>
+                <w:color w:val="000000"/>
+                <w:sz w:val="20"/>
+              </w:rPr>
               <w:t>Bab 2: Sequence timeline / time code</w:t>
             </w:r>
           </w:p>
@@ -265,9 +525,20 @@
         <w:tc>
           <w:tcPr>
             <w:tcW w:type="dxa" w:w="4513"/>
-          </w:tcPr>
-          <w:p>
-            <w:r>
+            <w:tcMar>
+              <w:top w:w="57" w:type="dxa"/>
+              <w:left w:w="57" w:type="dxa"/>
+              <w:bottom w:w="57" w:type="dxa"/>
+              <w:right w:w="57" w:type="dxa"/>
+            </w:tcMar>
+          </w:tcPr>
+          <w:p>
+            <w:r>
+              <w:rPr>
+                <w:rFonts w:ascii="Arial" w:hAnsi="Arial" w:cs="Arial"/>
+                <w:color w:val="000000"/>
+                <w:sz w:val="20"/>
+              </w:rPr>
               <w:t>1. Definisi dan format timecode</w:t>
               <w:br/>
               <w:t>2. Semakan semasa import EDL</w:t>
@@ -278,12 +549,26 @@
         </w:tc>
       </w:tr>
       <w:tr>
-        <w:tc>
-          <w:tcPr>
-            <w:tcW w:type="dxa" w:w="4513"/>
-          </w:tcPr>
-          <w:p>
-            <w:r>
+        <w:trPr>
+          <w:cantSplit w:val="true"/>
+        </w:trPr>
+        <w:tc>
+          <w:tcPr>
+            <w:tcW w:type="dxa" w:w="4513"/>
+            <w:tcMar>
+              <w:top w:w="57" w:type="dxa"/>
+              <w:left w:w="57" w:type="dxa"/>
+              <w:bottom w:w="57" w:type="dxa"/>
+              <w:right w:w="57" w:type="dxa"/>
+            </w:tcMar>
+          </w:tcPr>
+          <w:p>
+            <w:r>
+              <w:rPr>
+                <w:rFonts w:ascii="Arial" w:hAnsi="Arial" w:cs="Arial"/>
+                <w:color w:val="000000"/>
+                <w:sz w:val="20"/>
+              </w:rPr>
               <w:t>Bab 3: Sequence duration</w:t>
             </w:r>
           </w:p>
@@ -291,9 +576,20 @@
         <w:tc>
           <w:tcPr>
             <w:tcW w:type="dxa" w:w="4513"/>
-          </w:tcPr>
-          <w:p>
-            <w:r>
+            <w:tcMar>
+              <w:top w:w="57" w:type="dxa"/>
+              <w:left w:w="57" w:type="dxa"/>
+              <w:bottom w:w="57" w:type="dxa"/>
+              <w:right w:w="57" w:type="dxa"/>
+            </w:tcMar>
+          </w:tcPr>
+          <w:p>
+            <w:r>
+              <w:rPr>
+                <w:rFonts w:ascii="Arial" w:hAnsi="Arial" w:cs="Arial"/>
+                <w:color w:val="000000"/>
+                <w:sz w:val="20"/>
+              </w:rPr>
               <w:t>1. Pengesahan tempoh keseluruhan</w:t>
               <w:br/>
               <w:t>2. Fine trimming</w:t>
@@ -306,22 +602,38 @@
     </w:tbl>
     <w:p/>
     <w:p>
+      <w:pPr>
+        <w:spacing w:before="120" w:after="120" w:line="276" w:lineRule="auto"/>
+        <w:jc w:val="left"/>
+      </w:pPr>
       <w:r>
         <w:rPr>
+          <w:rFonts w:ascii="Arial" w:hAnsi="Arial" w:cs="Arial"/>
           <w:b/>
-          <w:sz w:val="24"/>
+          <w:color w:val="000000"/>
+          <w:sz w:val="22"/>
         </w:rPr>
         <w:t>Aktiviti Kerja 2: Apply visual elements to editing sequences  (IT-072-3:2012-C05-W02)</w:t>
       </w:r>
     </w:p>
     <w:p>
+      <w:pPr>
+        <w:spacing w:line="276" w:lineRule="auto" w:after="120"/>
+        <w:jc w:val="left"/>
+      </w:pPr>
       <w:r>
+        <w:rPr>
+          <w:rFonts w:ascii="Arial" w:hAnsi="Arial" w:cs="Arial"/>
+          <w:color w:val="000000"/>
+          <w:sz w:val="22"/>
+        </w:rPr>
         <w:t>Rangka topik (Bab dan sub-topik):</w:t>
       </w:r>
     </w:p>
     <w:tbl>
       <w:tblPr>
         <w:tblW w:type="auto" w:w="0"/>
+        <w:tblLayout w:type="autofit"/>
         <w:tblLook w:firstColumn="1" w:firstRow="1" w:lastColumn="0" w:lastRow="0" w:noHBand="0" w:noVBand="1" w:val="04A0"/>
       </w:tblPr>
       <w:tblGrid>
@@ -329,14 +641,28 @@
         <w:gridCol w:w="4513"/>
       </w:tblGrid>
       <w:tr>
-        <w:tc>
-          <w:tcPr>
-            <w:tcW w:type="dxa" w:w="4513"/>
-          </w:tcPr>
-          <w:p>
-            <w:r>
-              <w:rPr>
+        <w:trPr>
+          <w:tblHeader w:val="true"/>
+          <w:cantSplit w:val="true"/>
+        </w:trPr>
+        <w:tc>
+          <w:tcPr>
+            <w:tcW w:type="dxa" w:w="4513"/>
+            <w:tcMar>
+              <w:top w:w="57" w:type="dxa"/>
+              <w:left w:w="57" w:type="dxa"/>
+              <w:bottom w:w="57" w:type="dxa"/>
+              <w:right w:w="57" w:type="dxa"/>
+            </w:tcMar>
+            <w:shd w:val="clear" w:color="auto" w:fill="D9D9D9"/>
+          </w:tcPr>
+          <w:p>
+            <w:r>
+              <w:rPr>
+                <w:rFonts w:ascii="Arial" w:hAnsi="Arial" w:cs="Arial"/>
                 <w:b/>
+                <w:color w:val="000000"/>
+                <w:sz w:val="20"/>
               </w:rPr>
               <w:t>Bab</w:t>
             </w:r>
@@ -345,11 +671,21 @@
         <w:tc>
           <w:tcPr>
             <w:tcW w:type="dxa" w:w="4513"/>
-          </w:tcPr>
-          <w:p>
-            <w:r>
-              <w:rPr>
+            <w:tcMar>
+              <w:top w:w="57" w:type="dxa"/>
+              <w:left w:w="57" w:type="dxa"/>
+              <w:bottom w:w="57" w:type="dxa"/>
+              <w:right w:w="57" w:type="dxa"/>
+            </w:tcMar>
+            <w:shd w:val="clear" w:color="auto" w:fill="D9D9D9"/>
+          </w:tcPr>
+          <w:p>
+            <w:r>
+              <w:rPr>
+                <w:rFonts w:ascii="Arial" w:hAnsi="Arial" w:cs="Arial"/>
                 <w:b/>
+                <w:color w:val="000000"/>
+                <w:sz w:val="20"/>
               </w:rPr>
               <w:t>Sub-topik</w:t>
             </w:r>
@@ -357,12 +693,26 @@
         </w:tc>
       </w:tr>
       <w:tr>
-        <w:tc>
-          <w:tcPr>
-            <w:tcW w:type="dxa" w:w="4513"/>
-          </w:tcPr>
-          <w:p>
-            <w:r>
+        <w:trPr>
+          <w:cantSplit w:val="true"/>
+        </w:trPr>
+        <w:tc>
+          <w:tcPr>
+            <w:tcW w:type="dxa" w:w="4513"/>
+            <w:tcMar>
+              <w:top w:w="57" w:type="dxa"/>
+              <w:left w:w="57" w:type="dxa"/>
+              <w:bottom w:w="57" w:type="dxa"/>
+              <w:right w:w="57" w:type="dxa"/>
+            </w:tcMar>
+          </w:tcPr>
+          <w:p>
+            <w:r>
+              <w:rPr>
+                <w:rFonts w:ascii="Arial" w:hAnsi="Arial" w:cs="Arial"/>
+                <w:color w:val="000000"/>
+                <w:sz w:val="20"/>
+              </w:rPr>
               <w:t>Bab 1: Visual elements i.e.: Motion graphic, Montage, Visual effects, Transition, Supers / title, Sub-title</w:t>
             </w:r>
           </w:p>
@@ -370,9 +720,20 @@
         <w:tc>
           <w:tcPr>
             <w:tcW w:type="dxa" w:w="4513"/>
-          </w:tcPr>
-          <w:p>
-            <w:r>
+            <w:tcMar>
+              <w:top w:w="57" w:type="dxa"/>
+              <w:left w:w="57" w:type="dxa"/>
+              <w:bottom w:w="57" w:type="dxa"/>
+              <w:right w:w="57" w:type="dxa"/>
+            </w:tcMar>
+          </w:tcPr>
+          <w:p>
+            <w:r>
+              <w:rPr>
+                <w:rFonts w:ascii="Arial" w:hAnsi="Arial" w:cs="Arial"/>
+                <w:color w:val="000000"/>
+                <w:sz w:val="20"/>
+              </w:rPr>
               <w:t>1. Jenis-jenis elemen visual</w:t>
               <w:br/>
               <w:t>2. Langkah kerja aplikasi elemen visual</w:t>
@@ -385,22 +746,38 @@
     </w:tbl>
     <w:p/>
     <w:p>
+      <w:pPr>
+        <w:spacing w:before="120" w:after="120" w:line="276" w:lineRule="auto"/>
+        <w:jc w:val="left"/>
+      </w:pPr>
       <w:r>
         <w:rPr>
+          <w:rFonts w:ascii="Arial" w:hAnsi="Arial" w:cs="Arial"/>
           <w:b/>
-          <w:sz w:val="24"/>
+          <w:color w:val="000000"/>
+          <w:sz w:val="22"/>
         </w:rPr>
         <w:t>Aktiviti Kerja 3: Apply titling to editing sequences  (IT-072-3:2012-C05-W03)</w:t>
       </w:r>
     </w:p>
     <w:p>
+      <w:pPr>
+        <w:spacing w:line="276" w:lineRule="auto" w:after="120"/>
+        <w:jc w:val="left"/>
+      </w:pPr>
       <w:r>
+        <w:rPr>
+          <w:rFonts w:ascii="Arial" w:hAnsi="Arial" w:cs="Arial"/>
+          <w:color w:val="000000"/>
+          <w:sz w:val="22"/>
+        </w:rPr>
         <w:t>Rangka topik (Bab dan sub-topik):</w:t>
       </w:r>
     </w:p>
     <w:tbl>
       <w:tblPr>
         <w:tblW w:type="auto" w:w="0"/>
+        <w:tblLayout w:type="autofit"/>
         <w:tblLook w:firstColumn="1" w:firstRow="1" w:lastColumn="0" w:lastRow="0" w:noHBand="0" w:noVBand="1" w:val="04A0"/>
       </w:tblPr>
       <w:tblGrid>
@@ -408,14 +785,28 @@
         <w:gridCol w:w="4513"/>
       </w:tblGrid>
       <w:tr>
-        <w:tc>
-          <w:tcPr>
-            <w:tcW w:type="dxa" w:w="4513"/>
-          </w:tcPr>
-          <w:p>
-            <w:r>
-              <w:rPr>
+        <w:trPr>
+          <w:tblHeader w:val="true"/>
+          <w:cantSplit w:val="true"/>
+        </w:trPr>
+        <w:tc>
+          <w:tcPr>
+            <w:tcW w:type="dxa" w:w="4513"/>
+            <w:tcMar>
+              <w:top w:w="57" w:type="dxa"/>
+              <w:left w:w="57" w:type="dxa"/>
+              <w:bottom w:w="57" w:type="dxa"/>
+              <w:right w:w="57" w:type="dxa"/>
+            </w:tcMar>
+            <w:shd w:val="clear" w:color="auto" w:fill="D9D9D9"/>
+          </w:tcPr>
+          <w:p>
+            <w:r>
+              <w:rPr>
+                <w:rFonts w:ascii="Arial" w:hAnsi="Arial" w:cs="Arial"/>
                 <w:b/>
+                <w:color w:val="000000"/>
+                <w:sz w:val="20"/>
               </w:rPr>
               <w:t>Bab</w:t>
             </w:r>
@@ -424,11 +815,21 @@
         <w:tc>
           <w:tcPr>
             <w:tcW w:type="dxa" w:w="4513"/>
-          </w:tcPr>
-          <w:p>
-            <w:r>
-              <w:rPr>
+            <w:tcMar>
+              <w:top w:w="57" w:type="dxa"/>
+              <w:left w:w="57" w:type="dxa"/>
+              <w:bottom w:w="57" w:type="dxa"/>
+              <w:right w:w="57" w:type="dxa"/>
+            </w:tcMar>
+            <w:shd w:val="clear" w:color="auto" w:fill="D9D9D9"/>
+          </w:tcPr>
+          <w:p>
+            <w:r>
+              <w:rPr>
+                <w:rFonts w:ascii="Arial" w:hAnsi="Arial" w:cs="Arial"/>
                 <w:b/>
+                <w:color w:val="000000"/>
+                <w:sz w:val="20"/>
               </w:rPr>
               <w:t>Sub-topik</w:t>
             </w:r>
@@ -436,12 +837,26 @@
         </w:tc>
       </w:tr>
       <w:tr>
-        <w:tc>
-          <w:tcPr>
-            <w:tcW w:type="dxa" w:w="4513"/>
-          </w:tcPr>
-          <w:p>
-            <w:r>
+        <w:trPr>
+          <w:cantSplit w:val="true"/>
+        </w:trPr>
+        <w:tc>
+          <w:tcPr>
+            <w:tcW w:type="dxa" w:w="4513"/>
+            <w:tcMar>
+              <w:top w:w="57" w:type="dxa"/>
+              <w:left w:w="57" w:type="dxa"/>
+              <w:bottom w:w="57" w:type="dxa"/>
+              <w:right w:w="57" w:type="dxa"/>
+            </w:tcMar>
+          </w:tcPr>
+          <w:p>
+            <w:r>
+              <w:rPr>
+                <w:rFonts w:ascii="Arial" w:hAnsi="Arial" w:cs="Arial"/>
+                <w:color w:val="000000"/>
+                <w:sz w:val="20"/>
+              </w:rPr>
               <w:t>Bab 1: Editing sequence</w:t>
             </w:r>
           </w:p>
@@ -449,9 +864,20 @@
         <w:tc>
           <w:tcPr>
             <w:tcW w:type="dxa" w:w="4513"/>
-          </w:tcPr>
-          <w:p>
-            <w:r>
+            <w:tcMar>
+              <w:top w:w="57" w:type="dxa"/>
+              <w:left w:w="57" w:type="dxa"/>
+              <w:bottom w:w="57" w:type="dxa"/>
+              <w:right w:w="57" w:type="dxa"/>
+            </w:tcMar>
+          </w:tcPr>
+          <w:p>
+            <w:r>
+              <w:rPr>
+                <w:rFonts w:ascii="Arial" w:hAnsi="Arial" w:cs="Arial"/>
+                <w:color w:val="000000"/>
+                <w:sz w:val="20"/>
+              </w:rPr>
               <w:t>1. Pratonton dan persediaan sequence</w:t>
               <w:br/>
               <w:t>2. Sebab sequence mesti dikunci sebelum titling</w:t>
@@ -462,12 +888,26 @@
         </w:tc>
       </w:tr>
       <w:tr>
-        <w:tc>
-          <w:tcPr>
-            <w:tcW w:type="dxa" w:w="4513"/>
-          </w:tcPr>
-          <w:p>
-            <w:r>
+        <w:trPr>
+          <w:cantSplit w:val="true"/>
+        </w:trPr>
+        <w:tc>
+          <w:tcPr>
+            <w:tcW w:type="dxa" w:w="4513"/>
+            <w:tcMar>
+              <w:top w:w="57" w:type="dxa"/>
+              <w:left w:w="57" w:type="dxa"/>
+              <w:bottom w:w="57" w:type="dxa"/>
+              <w:right w:w="57" w:type="dxa"/>
+            </w:tcMar>
+          </w:tcPr>
+          <w:p>
+            <w:r>
+              <w:rPr>
+                <w:rFonts w:ascii="Arial" w:hAnsi="Arial" w:cs="Arial"/>
+                <w:color w:val="000000"/>
+                <w:sz w:val="20"/>
+              </w:rPr>
               <w:t>Bab 2: Titling position i.e.: Safe area, Credit title, Opening sequence, Sub-title, Lower third</w:t>
             </w:r>
           </w:p>
@@ -475,9 +915,20 @@
         <w:tc>
           <w:tcPr>
             <w:tcW w:type="dxa" w:w="4513"/>
-          </w:tcPr>
-          <w:p>
-            <w:r>
+            <w:tcMar>
+              <w:top w:w="57" w:type="dxa"/>
+              <w:left w:w="57" w:type="dxa"/>
+              <w:bottom w:w="57" w:type="dxa"/>
+              <w:right w:w="57" w:type="dxa"/>
+            </w:tcMar>
+          </w:tcPr>
+          <w:p>
+            <w:r>
+              <w:rPr>
+                <w:rFonts w:ascii="Arial" w:hAnsi="Arial" w:cs="Arial"/>
+                <w:color w:val="000000"/>
+                <w:sz w:val="20"/>
+              </w:rPr>
               <w:t>1. Jenis-jenis kedudukan titling</w:t>
               <w:br/>
               <w:t>2. Langkah kerja aplikasi titling</w:t>
@@ -488,22 +939,38 @@
     </w:tbl>
     <w:p/>
     <w:p>
+      <w:pPr>
+        <w:spacing w:before="120" w:after="120" w:line="276" w:lineRule="auto"/>
+        <w:jc w:val="left"/>
+      </w:pPr>
       <w:r>
         <w:rPr>
+          <w:rFonts w:ascii="Arial" w:hAnsi="Arial" w:cs="Arial"/>
           <w:b/>
-          <w:sz w:val="24"/>
+          <w:color w:val="000000"/>
+          <w:sz w:val="22"/>
         </w:rPr>
         <w:t>Aktiviti Kerja 4: Perform colour correction  (IT-072-3:2012-C05-W04)</w:t>
       </w:r>
     </w:p>
     <w:p>
+      <w:pPr>
+        <w:spacing w:line="276" w:lineRule="auto" w:after="120"/>
+        <w:jc w:val="left"/>
+      </w:pPr>
       <w:r>
+        <w:rPr>
+          <w:rFonts w:ascii="Arial" w:hAnsi="Arial" w:cs="Arial"/>
+          <w:color w:val="000000"/>
+          <w:sz w:val="22"/>
+        </w:rPr>
         <w:t>Rangka topik (Bab dan sub-topik):</w:t>
       </w:r>
     </w:p>
     <w:tbl>
       <w:tblPr>
         <w:tblW w:type="auto" w:w="0"/>
+        <w:tblLayout w:type="autofit"/>
         <w:tblLook w:firstColumn="1" w:firstRow="1" w:lastColumn="0" w:lastRow="0" w:noHBand="0" w:noVBand="1" w:val="04A0"/>
       </w:tblPr>
       <w:tblGrid>
@@ -511,14 +978,28 @@
         <w:gridCol w:w="4513"/>
       </w:tblGrid>
       <w:tr>
-        <w:tc>
-          <w:tcPr>
-            <w:tcW w:type="dxa" w:w="4513"/>
-          </w:tcPr>
-          <w:p>
-            <w:r>
-              <w:rPr>
+        <w:trPr>
+          <w:tblHeader w:val="true"/>
+          <w:cantSplit w:val="true"/>
+        </w:trPr>
+        <w:tc>
+          <w:tcPr>
+            <w:tcW w:type="dxa" w:w="4513"/>
+            <w:tcMar>
+              <w:top w:w="57" w:type="dxa"/>
+              <w:left w:w="57" w:type="dxa"/>
+              <w:bottom w:w="57" w:type="dxa"/>
+              <w:right w:w="57" w:type="dxa"/>
+            </w:tcMar>
+            <w:shd w:val="clear" w:color="auto" w:fill="D9D9D9"/>
+          </w:tcPr>
+          <w:p>
+            <w:r>
+              <w:rPr>
+                <w:rFonts w:ascii="Arial" w:hAnsi="Arial" w:cs="Arial"/>
                 <w:b/>
+                <w:color w:val="000000"/>
+                <w:sz w:val="20"/>
               </w:rPr>
               <w:t>Bab</w:t>
             </w:r>
@@ -527,11 +1008,21 @@
         <w:tc>
           <w:tcPr>
             <w:tcW w:type="dxa" w:w="4513"/>
-          </w:tcPr>
-          <w:p>
-            <w:r>
-              <w:rPr>
+            <w:tcMar>
+              <w:top w:w="57" w:type="dxa"/>
+              <w:left w:w="57" w:type="dxa"/>
+              <w:bottom w:w="57" w:type="dxa"/>
+              <w:right w:w="57" w:type="dxa"/>
+            </w:tcMar>
+            <w:shd w:val="clear" w:color="auto" w:fill="D9D9D9"/>
+          </w:tcPr>
+          <w:p>
+            <w:r>
+              <w:rPr>
+                <w:rFonts w:ascii="Arial" w:hAnsi="Arial" w:cs="Arial"/>
                 <w:b/>
+                <w:color w:val="000000"/>
+                <w:sz w:val="20"/>
               </w:rPr>
               <w:t>Sub-topik</w:t>
             </w:r>
@@ -539,12 +1030,26 @@
         </w:tc>
       </w:tr>
       <w:tr>
-        <w:tc>
-          <w:tcPr>
-            <w:tcW w:type="dxa" w:w="4513"/>
-          </w:tcPr>
-          <w:p>
-            <w:r>
+        <w:trPr>
+          <w:cantSplit w:val="true"/>
+        </w:trPr>
+        <w:tc>
+          <w:tcPr>
+            <w:tcW w:type="dxa" w:w="4513"/>
+            <w:tcMar>
+              <w:top w:w="57" w:type="dxa"/>
+              <w:left w:w="57" w:type="dxa"/>
+              <w:bottom w:w="57" w:type="dxa"/>
+              <w:right w:w="57" w:type="dxa"/>
+            </w:tcMar>
+          </w:tcPr>
+          <w:p>
+            <w:r>
+              <w:rPr>
+                <w:rFonts w:ascii="Arial" w:hAnsi="Arial" w:cs="Arial"/>
+                <w:color w:val="000000"/>
+                <w:sz w:val="20"/>
+              </w:rPr>
               <w:t>Bab 1: Understanding vectorscope and waveform</w:t>
             </w:r>
           </w:p>
@@ -552,9 +1057,20 @@
         <w:tc>
           <w:tcPr>
             <w:tcW w:type="dxa" w:w="4513"/>
-          </w:tcPr>
-          <w:p>
-            <w:r>
+            <w:tcMar>
+              <w:top w:w="57" w:type="dxa"/>
+              <w:left w:w="57" w:type="dxa"/>
+              <w:bottom w:w="57" w:type="dxa"/>
+              <w:right w:w="57" w:type="dxa"/>
+            </w:tcMar>
+          </w:tcPr>
+          <w:p>
+            <w:r>
+              <w:rPr>
+                <w:rFonts w:ascii="Arial" w:hAnsi="Arial" w:cs="Arial"/>
+                <w:color w:val="000000"/>
+                <w:sz w:val="20"/>
+              </w:rPr>
               <w:t>1. Waveform monitor</w:t>
               <w:br/>
               <w:t>2. Vectorscope</w:t>
@@ -565,12 +1081,26 @@
         </w:tc>
       </w:tr>
       <w:tr>
-        <w:tc>
-          <w:tcPr>
-            <w:tcW w:type="dxa" w:w="4513"/>
-          </w:tcPr>
-          <w:p>
-            <w:r>
+        <w:trPr>
+          <w:cantSplit w:val="true"/>
+        </w:trPr>
+        <w:tc>
+          <w:tcPr>
+            <w:tcW w:type="dxa" w:w="4513"/>
+            <w:tcMar>
+              <w:top w:w="57" w:type="dxa"/>
+              <w:left w:w="57" w:type="dxa"/>
+              <w:bottom w:w="57" w:type="dxa"/>
+              <w:right w:w="57" w:type="dxa"/>
+            </w:tcMar>
+          </w:tcPr>
+          <w:p>
+            <w:r>
+              <w:rPr>
+                <w:rFonts w:ascii="Arial" w:hAnsi="Arial" w:cs="Arial"/>
+                <w:color w:val="000000"/>
+                <w:sz w:val="20"/>
+              </w:rPr>
               <w:t>Bab 2: Visual colour enhancement i.e.: White balance, Brightness and contrast, Chroma colour, Temperature</w:t>
             </w:r>
           </w:p>
@@ -578,9 +1108,20 @@
         <w:tc>
           <w:tcPr>
             <w:tcW w:type="dxa" w:w="4513"/>
-          </w:tcPr>
-          <w:p>
-            <w:r>
+            <w:tcMar>
+              <w:top w:w="57" w:type="dxa"/>
+              <w:left w:w="57" w:type="dxa"/>
+              <w:bottom w:w="57" w:type="dxa"/>
+              <w:right w:w="57" w:type="dxa"/>
+            </w:tcMar>
+          </w:tcPr>
+          <w:p>
+            <w:r>
+              <w:rPr>
+                <w:rFonts w:ascii="Arial" w:hAnsi="Arial" w:cs="Arial"/>
+                <w:color w:val="000000"/>
+                <w:sz w:val="20"/>
+              </w:rPr>
               <w:t>1. Parameter kawalan warna</w:t>
               <w:br/>
               <w:t>2. Contoh studio: mood melalui temperature</w:t>
@@ -589,12 +1130,26 @@
         </w:tc>
       </w:tr>
       <w:tr>
-        <w:tc>
-          <w:tcPr>
-            <w:tcW w:type="dxa" w:w="4513"/>
-          </w:tcPr>
-          <w:p>
-            <w:r>
+        <w:trPr>
+          <w:cantSplit w:val="true"/>
+        </w:trPr>
+        <w:tc>
+          <w:tcPr>
+            <w:tcW w:type="dxa" w:w="4513"/>
+            <w:tcMar>
+              <w:top w:w="57" w:type="dxa"/>
+              <w:left w:w="57" w:type="dxa"/>
+              <w:bottom w:w="57" w:type="dxa"/>
+              <w:right w:w="57" w:type="dxa"/>
+            </w:tcMar>
+          </w:tcPr>
+          <w:p>
+            <w:r>
+              <w:rPr>
+                <w:rFonts w:ascii="Arial" w:hAnsi="Arial" w:cs="Arial"/>
+                <w:color w:val="000000"/>
+                <w:sz w:val="20"/>
+              </w:rPr>
               <w:t>Bab 3: Colour theme / concept</w:t>
             </w:r>
           </w:p>
@@ -602,9 +1157,20 @@
         <w:tc>
           <w:tcPr>
             <w:tcW w:type="dxa" w:w="4513"/>
-          </w:tcPr>
-          <w:p>
-            <w:r>
+            <w:tcMar>
+              <w:top w:w="57" w:type="dxa"/>
+              <w:left w:w="57" w:type="dxa"/>
+              <w:bottom w:w="57" w:type="dxa"/>
+              <w:right w:w="57" w:type="dxa"/>
+            </w:tcMar>
+          </w:tcPr>
+          <w:p>
+            <w:r>
+              <w:rPr>
+                <w:rFonts w:ascii="Arial" w:hAnsi="Arial" w:cs="Arial"/>
+                <w:color w:val="000000"/>
+                <w:sz w:val="20"/>
+              </w:rPr>
               <w:t>1. Colour theme sebagai alat penceritaan</w:t>
               <w:br/>
               <w:t>2. Colour matching dan pematuhan spesifikasi</w:t>
@@ -617,22 +1183,38 @@
     </w:tbl>
     <w:p/>
     <w:p>
+      <w:pPr>
+        <w:spacing w:before="120" w:after="120" w:line="276" w:lineRule="auto"/>
+        <w:jc w:val="left"/>
+      </w:pPr>
       <w:r>
         <w:rPr>
+          <w:rFonts w:ascii="Arial" w:hAnsi="Arial" w:cs="Arial"/>
           <w:b/>
-          <w:sz w:val="24"/>
+          <w:color w:val="000000"/>
+          <w:sz w:val="22"/>
         </w:rPr>
         <w:t>Aktiviti Kerja 5: Apply balanced audio to editing sequence  (IT-072-3:2012-C05-W05)</w:t>
       </w:r>
     </w:p>
     <w:p>
+      <w:pPr>
+        <w:spacing w:line="276" w:lineRule="auto" w:after="120"/>
+        <w:jc w:val="left"/>
+      </w:pPr>
       <w:r>
+        <w:rPr>
+          <w:rFonts w:ascii="Arial" w:hAnsi="Arial" w:cs="Arial"/>
+          <w:color w:val="000000"/>
+          <w:sz w:val="22"/>
+        </w:rPr>
         <w:t>Rangka topik (Bab dan sub-topik):</w:t>
       </w:r>
     </w:p>
     <w:tbl>
       <w:tblPr>
         <w:tblW w:type="auto" w:w="0"/>
+        <w:tblLayout w:type="autofit"/>
         <w:tblLook w:firstColumn="1" w:firstRow="1" w:lastColumn="0" w:lastRow="0" w:noHBand="0" w:noVBand="1" w:val="04A0"/>
       </w:tblPr>
       <w:tblGrid>
@@ -640,14 +1222,28 @@
         <w:gridCol w:w="4513"/>
       </w:tblGrid>
       <w:tr>
-        <w:tc>
-          <w:tcPr>
-            <w:tcW w:type="dxa" w:w="4513"/>
-          </w:tcPr>
-          <w:p>
-            <w:r>
-              <w:rPr>
+        <w:trPr>
+          <w:tblHeader w:val="true"/>
+          <w:cantSplit w:val="true"/>
+        </w:trPr>
+        <w:tc>
+          <w:tcPr>
+            <w:tcW w:type="dxa" w:w="4513"/>
+            <w:tcMar>
+              <w:top w:w="57" w:type="dxa"/>
+              <w:left w:w="57" w:type="dxa"/>
+              <w:bottom w:w="57" w:type="dxa"/>
+              <w:right w:w="57" w:type="dxa"/>
+            </w:tcMar>
+            <w:shd w:val="clear" w:color="auto" w:fill="D9D9D9"/>
+          </w:tcPr>
+          <w:p>
+            <w:r>
+              <w:rPr>
+                <w:rFonts w:ascii="Arial" w:hAnsi="Arial" w:cs="Arial"/>
                 <w:b/>
+                <w:color w:val="000000"/>
+                <w:sz w:val="20"/>
               </w:rPr>
               <w:t>Bab</w:t>
             </w:r>
@@ -656,11 +1252,21 @@
         <w:tc>
           <w:tcPr>
             <w:tcW w:type="dxa" w:w="4513"/>
-          </w:tcPr>
-          <w:p>
-            <w:r>
-              <w:rPr>
+            <w:tcMar>
+              <w:top w:w="57" w:type="dxa"/>
+              <w:left w:w="57" w:type="dxa"/>
+              <w:bottom w:w="57" w:type="dxa"/>
+              <w:right w:w="57" w:type="dxa"/>
+            </w:tcMar>
+            <w:shd w:val="clear" w:color="auto" w:fill="D9D9D9"/>
+          </w:tcPr>
+          <w:p>
+            <w:r>
+              <w:rPr>
+                <w:rFonts w:ascii="Arial" w:hAnsi="Arial" w:cs="Arial"/>
                 <w:b/>
+                <w:color w:val="000000"/>
+                <w:sz w:val="20"/>
               </w:rPr>
               <w:t>Sub-topik</w:t>
             </w:r>
@@ -668,12 +1274,26 @@
         </w:tc>
       </w:tr>
       <w:tr>
-        <w:tc>
-          <w:tcPr>
-            <w:tcW w:type="dxa" w:w="4513"/>
-          </w:tcPr>
-          <w:p>
-            <w:r>
+        <w:trPr>
+          <w:cantSplit w:val="true"/>
+        </w:trPr>
+        <w:tc>
+          <w:tcPr>
+            <w:tcW w:type="dxa" w:w="4513"/>
+            <w:tcMar>
+              <w:top w:w="57" w:type="dxa"/>
+              <w:left w:w="57" w:type="dxa"/>
+              <w:bottom w:w="57" w:type="dxa"/>
+              <w:right w:w="57" w:type="dxa"/>
+            </w:tcMar>
+          </w:tcPr>
+          <w:p>
+            <w:r>
+              <w:rPr>
+                <w:rFonts w:ascii="Arial" w:hAnsi="Arial" w:cs="Arial"/>
+                <w:color w:val="000000"/>
+                <w:sz w:val="20"/>
+              </w:rPr>
               <w:t>Bab 1: Type of audio i.e.: Music, Sound effect, Foley effect, Voice Over, Dialogue</w:t>
             </w:r>
           </w:p>
@@ -681,9 +1301,20 @@
         <w:tc>
           <w:tcPr>
             <w:tcW w:type="dxa" w:w="4513"/>
-          </w:tcPr>
-          <w:p>
-            <w:r>
+            <w:tcMar>
+              <w:top w:w="57" w:type="dxa"/>
+              <w:left w:w="57" w:type="dxa"/>
+              <w:bottom w:w="57" w:type="dxa"/>
+              <w:right w:w="57" w:type="dxa"/>
+            </w:tcMar>
+          </w:tcPr>
+          <w:p>
+            <w:r>
+              <w:rPr>
+                <w:rFonts w:ascii="Arial" w:hAnsi="Arial" w:cs="Arial"/>
+                <w:color w:val="000000"/>
+                <w:sz w:val="20"/>
+              </w:rPr>
               <w:t>1. Jenis-jenis trek audio</w:t>
               <w:br/>
               <w:t>2. Semakan sebelum import</w:t>
@@ -692,12 +1323,26 @@
         </w:tc>
       </w:tr>
       <w:tr>
-        <w:tc>
-          <w:tcPr>
-            <w:tcW w:type="dxa" w:w="4513"/>
-          </w:tcPr>
-          <w:p>
-            <w:r>
+        <w:trPr>
+          <w:cantSplit w:val="true"/>
+        </w:trPr>
+        <w:tc>
+          <w:tcPr>
+            <w:tcW w:type="dxa" w:w="4513"/>
+            <w:tcMar>
+              <w:top w:w="57" w:type="dxa"/>
+              <w:left w:w="57" w:type="dxa"/>
+              <w:bottom w:w="57" w:type="dxa"/>
+              <w:right w:w="57" w:type="dxa"/>
+            </w:tcMar>
+          </w:tcPr>
+          <w:p>
+            <w:r>
+              <w:rPr>
+                <w:rFonts w:ascii="Arial" w:hAnsi="Arial" w:cs="Arial"/>
+                <w:color w:val="000000"/>
+                <w:sz w:val="20"/>
+              </w:rPr>
               <w:t>Bab 2: Audio format i.e.: Uncompressed (AIFF, WAV, PCM); Lossless compression (Flec, ATRAC, MPEG 4, WMA Lossless); Lossy compression (MPEG 3, AAC, WMA Lossy)</w:t>
             </w:r>
           </w:p>
@@ -705,9 +1350,20 @@
         <w:tc>
           <w:tcPr>
             <w:tcW w:type="dxa" w:w="4513"/>
-          </w:tcPr>
-          <w:p>
-            <w:r>
+            <w:tcMar>
+              <w:top w:w="57" w:type="dxa"/>
+              <w:left w:w="57" w:type="dxa"/>
+              <w:bottom w:w="57" w:type="dxa"/>
+              <w:right w:w="57" w:type="dxa"/>
+            </w:tcMar>
+          </w:tcPr>
+          <w:p>
+            <w:r>
+              <w:rPr>
+                <w:rFonts w:ascii="Arial" w:hAnsi="Arial" w:cs="Arial"/>
+                <w:color w:val="000000"/>
+                <w:sz w:val="20"/>
+              </w:rPr>
               <w:t>1. Kategori format audio</w:t>
               <w:br/>
               <w:t>2. Pemilihan format untuk sequence online</w:t>
@@ -720,22 +1376,38 @@
     </w:tbl>
     <w:p/>
     <w:p>
+      <w:pPr>
+        <w:spacing w:before="120" w:after="120" w:line="276" w:lineRule="auto"/>
+        <w:jc w:val="left"/>
+      </w:pPr>
       <w:r>
         <w:rPr>
+          <w:rFonts w:ascii="Arial" w:hAnsi="Arial" w:cs="Arial"/>
           <w:b/>
-          <w:sz w:val="24"/>
+          <w:color w:val="000000"/>
+          <w:sz w:val="22"/>
         </w:rPr>
         <w:t>Aktiviti Kerja 6: Perform final online submission  (IT-072-3:2012-C05-W06)</w:t>
       </w:r>
     </w:p>
     <w:p>
+      <w:pPr>
+        <w:spacing w:line="276" w:lineRule="auto" w:after="120"/>
+        <w:jc w:val="left"/>
+      </w:pPr>
       <w:r>
+        <w:rPr>
+          <w:rFonts w:ascii="Arial" w:hAnsi="Arial" w:cs="Arial"/>
+          <w:color w:val="000000"/>
+          <w:sz w:val="22"/>
+        </w:rPr>
         <w:t>Rangka topik (Bab dan sub-topik):</w:t>
       </w:r>
     </w:p>
     <w:tbl>
       <w:tblPr>
         <w:tblW w:type="auto" w:w="0"/>
+        <w:tblLayout w:type="autofit"/>
         <w:tblLook w:firstColumn="1" w:firstRow="1" w:lastColumn="0" w:lastRow="0" w:noHBand="0" w:noVBand="1" w:val="04A0"/>
       </w:tblPr>
       <w:tblGrid>
@@ -743,14 +1415,28 @@
         <w:gridCol w:w="4513"/>
       </w:tblGrid>
       <w:tr>
-        <w:tc>
-          <w:tcPr>
-            <w:tcW w:type="dxa" w:w="4513"/>
-          </w:tcPr>
-          <w:p>
-            <w:r>
-              <w:rPr>
+        <w:trPr>
+          <w:tblHeader w:val="true"/>
+          <w:cantSplit w:val="true"/>
+        </w:trPr>
+        <w:tc>
+          <w:tcPr>
+            <w:tcW w:type="dxa" w:w="4513"/>
+            <w:tcMar>
+              <w:top w:w="57" w:type="dxa"/>
+              <w:left w:w="57" w:type="dxa"/>
+              <w:bottom w:w="57" w:type="dxa"/>
+              <w:right w:w="57" w:type="dxa"/>
+            </w:tcMar>
+            <w:shd w:val="clear" w:color="auto" w:fill="D9D9D9"/>
+          </w:tcPr>
+          <w:p>
+            <w:r>
+              <w:rPr>
+                <w:rFonts w:ascii="Arial" w:hAnsi="Arial" w:cs="Arial"/>
                 <w:b/>
+                <w:color w:val="000000"/>
+                <w:sz w:val="20"/>
               </w:rPr>
               <w:t>Bab</w:t>
             </w:r>
@@ -759,11 +1445,21 @@
         <w:tc>
           <w:tcPr>
             <w:tcW w:type="dxa" w:w="4513"/>
-          </w:tcPr>
-          <w:p>
-            <w:r>
-              <w:rPr>
+            <w:tcMar>
+              <w:top w:w="57" w:type="dxa"/>
+              <w:left w:w="57" w:type="dxa"/>
+              <w:bottom w:w="57" w:type="dxa"/>
+              <w:right w:w="57" w:type="dxa"/>
+            </w:tcMar>
+            <w:shd w:val="clear" w:color="auto" w:fill="D9D9D9"/>
+          </w:tcPr>
+          <w:p>
+            <w:r>
+              <w:rPr>
+                <w:rFonts w:ascii="Arial" w:hAnsi="Arial" w:cs="Arial"/>
                 <w:b/>
+                <w:color w:val="000000"/>
+                <w:sz w:val="20"/>
               </w:rPr>
               <w:t>Sub-topik</w:t>
             </w:r>
@@ -771,12 +1467,26 @@
         </w:tc>
       </w:tr>
       <w:tr>
-        <w:tc>
-          <w:tcPr>
-            <w:tcW w:type="dxa" w:w="4513"/>
-          </w:tcPr>
-          <w:p>
-            <w:r>
+        <w:trPr>
+          <w:cantSplit w:val="true"/>
+        </w:trPr>
+        <w:tc>
+          <w:tcPr>
+            <w:tcW w:type="dxa" w:w="4513"/>
+            <w:tcMar>
+              <w:top w:w="57" w:type="dxa"/>
+              <w:left w:w="57" w:type="dxa"/>
+              <w:bottom w:w="57" w:type="dxa"/>
+              <w:right w:w="57" w:type="dxa"/>
+            </w:tcMar>
+          </w:tcPr>
+          <w:p>
+            <w:r>
+              <w:rPr>
+                <w:rFonts w:ascii="Arial" w:hAnsi="Arial" w:cs="Arial"/>
+                <w:color w:val="000000"/>
+                <w:sz w:val="20"/>
+              </w:rPr>
               <w:t>Bab 1: "Double head"</w:t>
             </w:r>
           </w:p>
@@ -784,21 +1494,46 @@
         <w:tc>
           <w:tcPr>
             <w:tcW w:type="dxa" w:w="4513"/>
-          </w:tcPr>
-          <w:p>
-            <w:r>
+            <w:tcMar>
+              <w:top w:w="57" w:type="dxa"/>
+              <w:left w:w="57" w:type="dxa"/>
+              <w:bottom w:w="57" w:type="dxa"/>
+              <w:right w:w="57" w:type="dxa"/>
+            </w:tcMar>
+          </w:tcPr>
+          <w:p>
+            <w:r>
+              <w:rPr>
+                <w:rFonts w:ascii="Arial" w:hAnsi="Arial" w:cs="Arial"/>
+                <w:color w:val="000000"/>
+                <w:sz w:val="20"/>
+              </w:rPr>
               <w:t>1. Definisi dan kegunaan</w:t>
             </w:r>
           </w:p>
         </w:tc>
       </w:tr>
       <w:tr>
-        <w:tc>
-          <w:tcPr>
-            <w:tcW w:type="dxa" w:w="4513"/>
-          </w:tcPr>
-          <w:p>
-            <w:r>
+        <w:trPr>
+          <w:cantSplit w:val="true"/>
+        </w:trPr>
+        <w:tc>
+          <w:tcPr>
+            <w:tcW w:type="dxa" w:w="4513"/>
+            <w:tcMar>
+              <w:top w:w="57" w:type="dxa"/>
+              <w:left w:w="57" w:type="dxa"/>
+              <w:bottom w:w="57" w:type="dxa"/>
+              <w:right w:w="57" w:type="dxa"/>
+            </w:tcMar>
+          </w:tcPr>
+          <w:p>
+            <w:r>
+              <w:rPr>
+                <w:rFonts w:ascii="Arial" w:hAnsi="Arial" w:cs="Arial"/>
+                <w:color w:val="000000"/>
+                <w:sz w:val="20"/>
+              </w:rPr>
               <w:t>Bab 2: Broadcast equipment i.e.: Digital Beta, HD Cam</w:t>
             </w:r>
           </w:p>
@@ -806,21 +1541,46 @@
         <w:tc>
           <w:tcPr>
             <w:tcW w:type="dxa" w:w="4513"/>
-          </w:tcPr>
-          <w:p>
-            <w:r>
+            <w:tcMar>
+              <w:top w:w="57" w:type="dxa"/>
+              <w:left w:w="57" w:type="dxa"/>
+              <w:bottom w:w="57" w:type="dxa"/>
+              <w:right w:w="57" w:type="dxa"/>
+            </w:tcMar>
+          </w:tcPr>
+          <w:p>
+            <w:r>
+              <w:rPr>
+                <w:rFonts w:ascii="Arial" w:hAnsi="Arial" w:cs="Arial"/>
+                <w:color w:val="000000"/>
+                <w:sz w:val="20"/>
+              </w:rPr>
               <w:t>1. Format tape profesional</w:t>
             </w:r>
           </w:p>
         </w:tc>
       </w:tr>
       <w:tr>
-        <w:tc>
-          <w:tcPr>
-            <w:tcW w:type="dxa" w:w="4513"/>
-          </w:tcPr>
-          <w:p>
-            <w:r>
+        <w:trPr>
+          <w:cantSplit w:val="true"/>
+        </w:trPr>
+        <w:tc>
+          <w:tcPr>
+            <w:tcW w:type="dxa" w:w="4513"/>
+            <w:tcMar>
+              <w:top w:w="57" w:type="dxa"/>
+              <w:left w:w="57" w:type="dxa"/>
+              <w:bottom w:w="57" w:type="dxa"/>
+              <w:right w:w="57" w:type="dxa"/>
+            </w:tcMar>
+          </w:tcPr>
+          <w:p>
+            <w:r>
+              <w:rPr>
+                <w:rFonts w:ascii="Arial" w:hAnsi="Arial" w:cs="Arial"/>
+                <w:color w:val="000000"/>
+                <w:sz w:val="20"/>
+              </w:rPr>
               <w:t>Bab 3: Film projector</w:t>
             </w:r>
           </w:p>
@@ -828,21 +1588,46 @@
         <w:tc>
           <w:tcPr>
             <w:tcW w:type="dxa" w:w="4513"/>
-          </w:tcPr>
-          <w:p>
-            <w:r>
+            <w:tcMar>
+              <w:top w:w="57" w:type="dxa"/>
+              <w:left w:w="57" w:type="dxa"/>
+              <w:bottom w:w="57" w:type="dxa"/>
+              <w:right w:w="57" w:type="dxa"/>
+            </w:tcMar>
+          </w:tcPr>
+          <w:p>
+            <w:r>
+              <w:rPr>
+                <w:rFonts w:ascii="Arial" w:hAnsi="Arial" w:cs="Arial"/>
+                <w:color w:val="000000"/>
+                <w:sz w:val="20"/>
+              </w:rPr>
               <w:t>1. Format penayangan pawagam</w:t>
             </w:r>
           </w:p>
         </w:tc>
       </w:tr>
       <w:tr>
-        <w:tc>
-          <w:tcPr>
-            <w:tcW w:type="dxa" w:w="4513"/>
-          </w:tcPr>
-          <w:p>
-            <w:r>
+        <w:trPr>
+          <w:cantSplit w:val="true"/>
+        </w:trPr>
+        <w:tc>
+          <w:tcPr>
+            <w:tcW w:type="dxa" w:w="4513"/>
+            <w:tcMar>
+              <w:top w:w="57" w:type="dxa"/>
+              <w:left w:w="57" w:type="dxa"/>
+              <w:bottom w:w="57" w:type="dxa"/>
+              <w:right w:w="57" w:type="dxa"/>
+            </w:tcMar>
+          </w:tcPr>
+          <w:p>
+            <w:r>
+              <w:rPr>
+                <w:rFonts w:ascii="Arial" w:hAnsi="Arial" w:cs="Arial"/>
+                <w:color w:val="000000"/>
+                <w:sz w:val="20"/>
+              </w:rPr>
               <w:t>Bab 4: Media player</w:t>
             </w:r>
           </w:p>
@@ -850,21 +1635,46 @@
         <w:tc>
           <w:tcPr>
             <w:tcW w:type="dxa" w:w="4513"/>
-          </w:tcPr>
-          <w:p>
-            <w:r>
+            <w:tcMar>
+              <w:top w:w="57" w:type="dxa"/>
+              <w:left w:w="57" w:type="dxa"/>
+              <w:bottom w:w="57" w:type="dxa"/>
+              <w:right w:w="57" w:type="dxa"/>
+            </w:tcMar>
+          </w:tcPr>
+          <w:p>
+            <w:r>
+              <w:rPr>
+                <w:rFonts w:ascii="Arial" w:hAnsi="Arial" w:cs="Arial"/>
+                <w:color w:val="000000"/>
+                <w:sz w:val="20"/>
+              </w:rPr>
               <w:t>1. Fungsi media player</w:t>
             </w:r>
           </w:p>
         </w:tc>
       </w:tr>
       <w:tr>
-        <w:tc>
-          <w:tcPr>
-            <w:tcW w:type="dxa" w:w="4513"/>
-          </w:tcPr>
-          <w:p>
-            <w:r>
+        <w:trPr>
+          <w:cantSplit w:val="true"/>
+        </w:trPr>
+        <w:tc>
+          <w:tcPr>
+            <w:tcW w:type="dxa" w:w="4513"/>
+            <w:tcMar>
+              <w:top w:w="57" w:type="dxa"/>
+              <w:left w:w="57" w:type="dxa"/>
+              <w:bottom w:w="57" w:type="dxa"/>
+              <w:right w:w="57" w:type="dxa"/>
+            </w:tcMar>
+          </w:tcPr>
+          <w:p>
+            <w:r>
+              <w:rPr>
+                <w:rFonts w:ascii="Arial" w:hAnsi="Arial" w:cs="Arial"/>
+                <w:color w:val="000000"/>
+                <w:sz w:val="20"/>
+              </w:rPr>
               <w:t>Bab 5: Blu-ray</w:t>
             </w:r>
           </w:p>
@@ -872,21 +1682,46 @@
         <w:tc>
           <w:tcPr>
             <w:tcW w:type="dxa" w:w="4513"/>
-          </w:tcPr>
-          <w:p>
-            <w:r>
+            <w:tcMar>
+              <w:top w:w="57" w:type="dxa"/>
+              <w:left w:w="57" w:type="dxa"/>
+              <w:bottom w:w="57" w:type="dxa"/>
+              <w:right w:w="57" w:type="dxa"/>
+            </w:tcMar>
+          </w:tcPr>
+          <w:p>
+            <w:r>
+              <w:rPr>
+                <w:rFonts w:ascii="Arial" w:hAnsi="Arial" w:cs="Arial"/>
+                <w:color w:val="000000"/>
+                <w:sz w:val="20"/>
+              </w:rPr>
               <w:t>1. Kegunaan Blu-ray</w:t>
             </w:r>
           </w:p>
         </w:tc>
       </w:tr>
       <w:tr>
-        <w:tc>
-          <w:tcPr>
-            <w:tcW w:type="dxa" w:w="4513"/>
-          </w:tcPr>
-          <w:p>
-            <w:r>
+        <w:trPr>
+          <w:cantSplit w:val="true"/>
+        </w:trPr>
+        <w:tc>
+          <w:tcPr>
+            <w:tcW w:type="dxa" w:w="4513"/>
+            <w:tcMar>
+              <w:top w:w="57" w:type="dxa"/>
+              <w:left w:w="57" w:type="dxa"/>
+              <w:bottom w:w="57" w:type="dxa"/>
+              <w:right w:w="57" w:type="dxa"/>
+            </w:tcMar>
+          </w:tcPr>
+          <w:p>
+            <w:r>
+              <w:rPr>
+                <w:rFonts w:ascii="Arial" w:hAnsi="Arial" w:cs="Arial"/>
+                <w:color w:val="000000"/>
+                <w:sz w:val="20"/>
+              </w:rPr>
               <w:t>Bab 6: Type of final material i.e.: Tape, Data (SD / HD), Film</w:t>
             </w:r>
           </w:p>
@@ -894,21 +1729,46 @@
         <w:tc>
           <w:tcPr>
             <w:tcW w:type="dxa" w:w="4513"/>
-          </w:tcPr>
-          <w:p>
-            <w:r>
+            <w:tcMar>
+              <w:top w:w="57" w:type="dxa"/>
+              <w:left w:w="57" w:type="dxa"/>
+              <w:bottom w:w="57" w:type="dxa"/>
+              <w:right w:w="57" w:type="dxa"/>
+            </w:tcMar>
+          </w:tcPr>
+          <w:p>
+            <w:r>
+              <w:rPr>
+                <w:rFonts w:ascii="Arial" w:hAnsi="Arial" w:cs="Arial"/>
+                <w:color w:val="000000"/>
+                <w:sz w:val="20"/>
+              </w:rPr>
               <w:t>1. Jenis-jenis bahan akhir</w:t>
             </w:r>
           </w:p>
         </w:tc>
       </w:tr>
       <w:tr>
-        <w:tc>
-          <w:tcPr>
-            <w:tcW w:type="dxa" w:w="4513"/>
-          </w:tcPr>
-          <w:p>
-            <w:r>
+        <w:trPr>
+          <w:cantSplit w:val="true"/>
+        </w:trPr>
+        <w:tc>
+          <w:tcPr>
+            <w:tcW w:type="dxa" w:w="4513"/>
+            <w:tcMar>
+              <w:top w:w="57" w:type="dxa"/>
+              <w:left w:w="57" w:type="dxa"/>
+              <w:bottom w:w="57" w:type="dxa"/>
+              <w:right w:w="57" w:type="dxa"/>
+            </w:tcMar>
+          </w:tcPr>
+          <w:p>
+            <w:r>
+              <w:rPr>
+                <w:rFonts w:ascii="Arial" w:hAnsi="Arial" w:cs="Arial"/>
+                <w:color w:val="000000"/>
+                <w:sz w:val="20"/>
+              </w:rPr>
               <w:t>Bab 7: Type of supporting material i.e.: Script, Storyboard, Log book</w:t>
             </w:r>
           </w:p>
@@ -916,21 +1776,46 @@
         <w:tc>
           <w:tcPr>
             <w:tcW w:type="dxa" w:w="4513"/>
-          </w:tcPr>
-          <w:p>
-            <w:r>
+            <w:tcMar>
+              <w:top w:w="57" w:type="dxa"/>
+              <w:left w:w="57" w:type="dxa"/>
+              <w:bottom w:w="57" w:type="dxa"/>
+              <w:right w:w="57" w:type="dxa"/>
+            </w:tcMar>
+          </w:tcPr>
+          <w:p>
+            <w:r>
+              <w:rPr>
+                <w:rFonts w:ascii="Arial" w:hAnsi="Arial" w:cs="Arial"/>
+                <w:color w:val="000000"/>
+                <w:sz w:val="20"/>
+              </w:rPr>
               <w:t>1. Bahan sokongan</w:t>
             </w:r>
           </w:p>
         </w:tc>
       </w:tr>
       <w:tr>
-        <w:tc>
-          <w:tcPr>
-            <w:tcW w:type="dxa" w:w="4513"/>
-          </w:tcPr>
-          <w:p>
-            <w:r>
+        <w:trPr>
+          <w:cantSplit w:val="true"/>
+        </w:trPr>
+        <w:tc>
+          <w:tcPr>
+            <w:tcW w:type="dxa" w:w="4513"/>
+            <w:tcMar>
+              <w:top w:w="57" w:type="dxa"/>
+              <w:left w:w="57" w:type="dxa"/>
+              <w:bottom w:w="57" w:type="dxa"/>
+              <w:right w:w="57" w:type="dxa"/>
+            </w:tcMar>
+          </w:tcPr>
+          <w:p>
+            <w:r>
+              <w:rPr>
+                <w:rFonts w:ascii="Arial" w:hAnsi="Arial" w:cs="Arial"/>
+                <w:color w:val="000000"/>
+                <w:sz w:val="20"/>
+              </w:rPr>
               <w:t>Bab 8: Editing suite log book</w:t>
             </w:r>
           </w:p>
@@ -938,9 +1823,20 @@
         <w:tc>
           <w:tcPr>
             <w:tcW w:type="dxa" w:w="4513"/>
-          </w:tcPr>
-          <w:p>
-            <w:r>
+            <w:tcMar>
+              <w:top w:w="57" w:type="dxa"/>
+              <w:left w:w="57" w:type="dxa"/>
+              <w:bottom w:w="57" w:type="dxa"/>
+              <w:right w:w="57" w:type="dxa"/>
+            </w:tcMar>
+          </w:tcPr>
+          <w:p>
+            <w:r>
+              <w:rPr>
+                <w:rFonts w:ascii="Arial" w:hAnsi="Arial" w:cs="Arial"/>
+                <w:color w:val="000000"/>
+                <w:sz w:val="20"/>
+              </w:rPr>
               <w:t>1. Fungsi log book</w:t>
               <w:br/>
               <w:t>2. Langkah kerja praktikal keseluruhan</w:t>
